--- a/Sessions Data/Session9-Notes.docx
+++ b/Sessions Data/Session9-Notes.docx
@@ -315,8 +315,13 @@
         <w:t>.</w:t>
       </w:r>
       <w:r>
-        <w:t xml:space="preserve"> I work a lot up in the Bear</w:t>
-      </w:r>
+        <w:t xml:space="preserve"> I work a lot up in </w:t>
+      </w:r>
+      <w:proofErr w:type="gramStart"/>
+      <w:r>
+        <w:t>the Bear</w:t>
+      </w:r>
+      <w:proofErr w:type="gramEnd"/>
       <w:r>
         <w:t xml:space="preserve"> River</w:t>
       </w:r>
@@ -365,7 +370,19 @@
         <w:t xml:space="preserve"> at an environmental non-profit</w:t>
       </w:r>
       <w:r>
-        <w:t>. Bioassessment, upstream of River. Work to bring more water to GSL as well enhance wetlands around GSL.</w:t>
+        <w:t xml:space="preserve">. </w:t>
+      </w:r>
+      <w:r>
+        <w:t>Bio assessment</w:t>
+      </w:r>
+      <w:r>
+        <w:t xml:space="preserve">, upstream of River. Work to bring more water to GSL as well </w:t>
+      </w:r>
+      <w:r>
+        <w:t>as enhance</w:t>
+      </w:r>
+      <w:r>
+        <w:t xml:space="preserve"> wetlands around GSL.</w:t>
       </w:r>
     </w:p>
     <w:p>
@@ -381,7 +398,21 @@
         <w:t>P20</w:t>
       </w:r>
       <w:r>
-        <w:t xml:space="preserve">: With Utah Division of Water Resources. Working on GSL issues 20-years. </w:t>
+        <w:t xml:space="preserve">: With </w:t>
+      </w:r>
+      <w:r>
+        <w:t>the Utah</w:t>
+      </w:r>
+      <w:r>
+        <w:t xml:space="preserve"> Division of Water Resources. Working on GSL issues </w:t>
+      </w:r>
+      <w:proofErr w:type="gramStart"/>
+      <w:r>
+        <w:t>20-years</w:t>
+      </w:r>
+      <w:proofErr w:type="gramEnd"/>
+      <w:r>
+        <w:t xml:space="preserve">. </w:t>
       </w:r>
       <w:r>
         <w:t xml:space="preserve"> Want to </w:t>
@@ -498,8 +529,13 @@
         </w:numPr>
         <w:spacing w:before="240" w:line="276" w:lineRule="auto"/>
       </w:pPr>
-      <w:r>
-        <w:t>So we are to add the strategies from the document [user guide], sample strategies, in column E?</w:t>
+      <w:proofErr w:type="gramStart"/>
+      <w:r>
+        <w:t>So</w:t>
+      </w:r>
+      <w:proofErr w:type="gramEnd"/>
+      <w:r>
+        <w:t xml:space="preserve"> we are to add the strategies from the document [user guide], sample strategies, in column E?</w:t>
       </w:r>
     </w:p>
     <w:p>
@@ -511,8 +547,21 @@
         </w:numPr>
         <w:spacing w:before="240" w:line="276" w:lineRule="auto"/>
       </w:pPr>
-      <w:r>
-        <w:t>So what if I am a farmer, but I want to protect my way of life, but I am concerned for the Lake, how do I enter that?</w:t>
+      <w:proofErr w:type="gramStart"/>
+      <w:r>
+        <w:t>So</w:t>
+      </w:r>
+      <w:proofErr w:type="gramEnd"/>
+      <w:r>
+        <w:t xml:space="preserve"> what if I am a farmer, but I want to protect my way of life, but I am concerned </w:t>
+      </w:r>
+      <w:proofErr w:type="gramStart"/>
+      <w:r>
+        <w:t>for</w:t>
+      </w:r>
+      <w:proofErr w:type="gramEnd"/>
+      <w:r>
+        <w:t xml:space="preserve"> the Lake, how do I enter that?</w:t>
       </w:r>
     </w:p>
     <w:p>
@@ -524,8 +573,29 @@
         </w:numPr>
         <w:spacing w:before="240" w:line="276" w:lineRule="auto"/>
       </w:pPr>
-      <w:r>
-        <w:t xml:space="preserve">So this starts October 1. So we are basing off the previous year? No -, </w:t>
+      <w:proofErr w:type="gramStart"/>
+      <w:r>
+        <w:t>So</w:t>
+      </w:r>
+      <w:proofErr w:type="gramEnd"/>
+      <w:r>
+        <w:t xml:space="preserve"> this starts October 1. </w:t>
+      </w:r>
+      <w:proofErr w:type="gramStart"/>
+      <w:r>
+        <w:t>So</w:t>
+      </w:r>
+      <w:proofErr w:type="gramEnd"/>
+      <w:r>
+        <w:t xml:space="preserve"> </w:t>
+      </w:r>
+      <w:proofErr w:type="gramStart"/>
+      <w:r>
+        <w:t>we are</w:t>
+      </w:r>
+      <w:proofErr w:type="gramEnd"/>
+      <w:r>
+        <w:t xml:space="preserve"> basing off the previous year? No -, </w:t>
       </w:r>
     </w:p>
     <w:p>
@@ -537,14 +607,40 @@
         </w:numPr>
         <w:spacing w:before="240" w:line="276" w:lineRule="auto"/>
       </w:pPr>
-      <w:r>
-        <w:t xml:space="preserve">So the strategies we just </w:t>
-      </w:r>
+      <w:proofErr w:type="gramStart"/>
+      <w:r>
+        <w:t>So</w:t>
+      </w:r>
+      <w:proofErr w:type="gramEnd"/>
+      <w:r>
+        <w:t xml:space="preserve"> the strategies we just </w:t>
+      </w:r>
+      <w:proofErr w:type="gramStart"/>
       <w:r>
         <w:t>entered</w:t>
       </w:r>
       <w:r>
-        <w:t xml:space="preserve"> into rows 7 to 11. These are initial, but we change strategy</w:t>
+        <w:t xml:space="preserve"> into</w:t>
+      </w:r>
+      <w:proofErr w:type="gramEnd"/>
+      <w:r>
+        <w:t xml:space="preserve"> </w:t>
+      </w:r>
+      <w:proofErr w:type="spellStart"/>
+      <w:r>
+        <w:t>rows</w:t>
+      </w:r>
+      <w:proofErr w:type="spellEnd"/>
+      <w:r>
+        <w:t xml:space="preserve"> 7 to 11. These are </w:t>
+      </w:r>
+      <w:proofErr w:type="gramStart"/>
+      <w:r>
+        <w:t>initial</w:t>
+      </w:r>
+      <w:proofErr w:type="gramEnd"/>
+      <w:r>
+        <w:t>, but we change strategy</w:t>
       </w:r>
       <w:r>
         <w:t>. [Yes. They can]</w:t>
@@ -572,8 +668,13 @@
         </w:numPr>
         <w:spacing w:before="240" w:line="276" w:lineRule="auto"/>
       </w:pPr>
-      <w:r>
-        <w:t>So I am going to change $50,000,000 to $50 million.</w:t>
+      <w:proofErr w:type="gramStart"/>
+      <w:r>
+        <w:t>So</w:t>
+      </w:r>
+      <w:proofErr w:type="gramEnd"/>
+      <w:r>
+        <w:t xml:space="preserve"> I am going to change $50,000,000 to $50 million.</w:t>
       </w:r>
     </w:p>
     <w:p>
@@ -1057,7 +1158,15 @@
               <w:t>A</w:t>
             </w:r>
             <w:r>
-              <w:t xml:space="preserve">ttractive resource for water trading ag/nat/urb/ long term sustainable </w:t>
+              <w:t>ttractive resource for water trading ag/</w:t>
+            </w:r>
+            <w:proofErr w:type="spellStart"/>
+            <w:r>
+              <w:t>nat</w:t>
+            </w:r>
+            <w:proofErr w:type="spellEnd"/>
+            <w:r>
+              <w:t xml:space="preserve">/urb/ long term sustainable </w:t>
             </w:r>
           </w:p>
         </w:tc>
@@ -1124,22 +1233,153 @@
         <w:t>ID:</w:t>
       </w:r>
       <w:r>
+        <w:t xml:space="preserve"> They would be more conservative and less </w:t>
+      </w:r>
+      <w:proofErr w:type="gramStart"/>
+      <w:r>
+        <w:t>willing sending</w:t>
+      </w:r>
+      <w:proofErr w:type="gramEnd"/>
+      <w:r>
+        <w:t xml:space="preserve"> water to the lake and </w:t>
+      </w:r>
+      <w:proofErr w:type="gramStart"/>
+      <w:r>
+        <w:t>wanting</w:t>
+      </w:r>
+      <w:proofErr w:type="gramEnd"/>
+      <w:r>
+        <w:t xml:space="preserve"> to maximize the water to their ability.</w:t>
+      </w:r>
+    </w:p>
+    <w:p>
+      <w:pPr>
+        <w:spacing w:before="240" w:line="276" w:lineRule="auto"/>
+        <w:ind w:firstLine="720"/>
+      </w:pPr>
+      <w:r>
+        <w:t xml:space="preserve">P22: </w:t>
+      </w:r>
+      <w:proofErr w:type="gramStart"/>
+      <w:r>
+        <w:t>why</w:t>
+      </w:r>
+      <w:proofErr w:type="gramEnd"/>
+      <w:r>
+        <w:t xml:space="preserve"> are they different? </w:t>
+      </w:r>
+      <w:r>
+        <w:t xml:space="preserve">Maybe </w:t>
+      </w:r>
+      <w:proofErr w:type="gramStart"/>
+      <w:r>
+        <w:t>upstream Utah care more</w:t>
+      </w:r>
+      <w:proofErr w:type="gramEnd"/>
+      <w:r>
+        <w:t>.</w:t>
+      </w:r>
+    </w:p>
+    <w:p>
+      <w:pPr>
+        <w:spacing w:before="240" w:line="276" w:lineRule="auto"/>
+        <w:ind w:left="720"/>
+      </w:pPr>
+      <w:r>
+        <w:t xml:space="preserve">P20: I was just making it up in my </w:t>
+      </w:r>
+      <w:proofErr w:type="gramStart"/>
+      <w:r>
+        <w:t>head</w:t>
+      </w:r>
+      <w:proofErr w:type="gramEnd"/>
+      <w:r>
+        <w:t xml:space="preserve"> is that ok? I don’t know! P22, you know people in the system better than I do. Closer </w:t>
+      </w:r>
+      <w:proofErr w:type="gramStart"/>
+      <w:r>
+        <w:t>in reality I</w:t>
+      </w:r>
+      <w:proofErr w:type="gramEnd"/>
+      <w:r>
+        <w:t xml:space="preserve"> would flip them. People closer to the lake would be more motivated.</w:t>
+      </w:r>
+    </w:p>
+    <w:p>
+      <w:pPr>
+        <w:spacing w:before="240" w:line="276" w:lineRule="auto"/>
+        <w:ind w:left="720"/>
+      </w:pPr>
+      <w:r>
+        <w:t>P22</w:t>
+      </w:r>
+      <w:r>
+        <w:t xml:space="preserve">: Except </w:t>
+      </w:r>
+      <w:proofErr w:type="gramStart"/>
+      <w:r>
+        <w:t>as</w:t>
+      </w:r>
+      <w:proofErr w:type="gramEnd"/>
+      <w:r>
+        <w:t xml:space="preserve"> BRCC I want to maximize my use. We know there are return flows to the Lake. Anything we don’t use will go to the Lake. We know it is important </w:t>
+      </w:r>
+      <w:proofErr w:type="gramStart"/>
+      <w:r>
+        <w:t>as</w:t>
+      </w:r>
+      <w:proofErr w:type="gramEnd"/>
+      <w:r>
+        <w:t xml:space="preserve"> use as much as possible.</w:t>
+      </w:r>
+    </w:p>
+    <w:p>
+      <w:pPr>
+        <w:spacing w:before="240" w:line="276" w:lineRule="auto"/>
+      </w:pPr>
+      <w:r>
+        <w:rPr>
+          <w:b/>
+          <w:bCs/>
+        </w:rPr>
+        <w:t>Cache Valley:</w:t>
+      </w:r>
+      <w:r>
         <w:t xml:space="preserve"> </w:t>
       </w:r>
-      <w:r>
-        <w:t>T</w:t>
-      </w:r>
-      <w:r>
-        <w:t xml:space="preserve">hey would be more </w:t>
-      </w:r>
-      <w:r>
-        <w:t>conservative</w:t>
-      </w:r>
-      <w:r>
-        <w:t xml:space="preserve"> and less willing sending water to the lake and wanting to maximize the water to their ability</w:t>
-      </w:r>
-      <w:r>
-        <w:t>.</w:t>
+      <w:proofErr w:type="gramStart"/>
+      <w:r>
+        <w:t>So</w:t>
+      </w:r>
+      <w:proofErr w:type="gramEnd"/>
+      <w:r>
+        <w:t xml:space="preserve"> this goes back, I think some people are role playing better than me, I am coming in, very </w:t>
+      </w:r>
+      <w:r>
+        <w:t>conscious</w:t>
+      </w:r>
+      <w:r>
+        <w:t xml:space="preserve"> of GSL, I can continue to make a living with 80% of my water right</w:t>
+      </w:r>
+      <w:r>
+        <w:t>. I</w:t>
+      </w:r>
+      <w:r>
+        <w:t xml:space="preserve">mplementing different technology to my irrigation, cut back to 80%, 10% </w:t>
+      </w:r>
+      <w:r>
+        <w:t xml:space="preserve">of that </w:t>
+      </w:r>
+      <w:r>
+        <w:t xml:space="preserve">I will send directly to the Lake, other </w:t>
+      </w:r>
+      <w:proofErr w:type="spellStart"/>
+      <w:r>
+        <w:t>other</w:t>
+      </w:r>
+      <w:proofErr w:type="spellEnd"/>
+      <w:r>
+        <w:t xml:space="preserve"> 10% keep in reservoir, in case next year is a bad year, in which case I could use for agriculture, if a good year, I could send more water to GSL. I know farmers who would do that, not a group of farmers.</w:t>
       </w:r>
     </w:p>
     <w:p>
@@ -1148,157 +1388,60 @@
         <w:ind w:firstLine="720"/>
       </w:pPr>
       <w:r>
-        <w:t xml:space="preserve">P22: </w:t>
-      </w:r>
-      <w:r>
-        <w:t>why are they different?</w:t>
+        <w:t xml:space="preserve">P20: </w:t>
+      </w:r>
+      <w:r>
+        <w:t>You’re in the role play game</w:t>
+      </w:r>
+      <w:r>
+        <w:t>, Enjoy the game!</w:t>
+      </w:r>
+    </w:p>
+    <w:p>
+      <w:pPr>
+        <w:spacing w:before="240" w:line="276" w:lineRule="auto"/>
+      </w:pPr>
+      <w:r>
+        <w:rPr>
+          <w:b/>
+          <w:bCs/>
+        </w:rPr>
+        <w:t>Lower UT:</w:t>
       </w:r>
       <w:r>
         <w:t xml:space="preserve"> </w:t>
       </w:r>
       <w:r>
-        <w:t>Maybe upstream Utah care more</w:t>
-      </w:r>
-      <w:r>
-        <w:t>.</w:t>
-      </w:r>
-    </w:p>
-    <w:p>
-      <w:pPr>
-        <w:spacing w:before="240" w:line="276" w:lineRule="auto"/>
-        <w:ind w:left="720"/>
-      </w:pPr>
-      <w:r>
-        <w:t xml:space="preserve">P20: </w:t>
-      </w:r>
-      <w:r>
-        <w:t xml:space="preserve">I was just making it up in my head is that ok? I don’t know! </w:t>
+        <w:t xml:space="preserve">P22 is in a place where they can store </w:t>
+      </w:r>
+      <w:proofErr w:type="gramStart"/>
+      <w:r>
+        <w:t>water ,</w:t>
+      </w:r>
+      <w:proofErr w:type="gramEnd"/>
+      <w:r>
+        <w:t xml:space="preserve"> t</w:t>
+      </w:r>
+      <w:r>
+        <w:t>here is not another</w:t>
+      </w:r>
+      <w:r>
+        <w:t xml:space="preserve"> reservoir</w:t>
+      </w:r>
+      <w:r>
+        <w:t xml:space="preserve"> for us</w:t>
+      </w:r>
+      <w:r>
+        <w:t xml:space="preserve">, so want to use, I might align with </w:t>
       </w:r>
       <w:r>
         <w:t>P22</w:t>
       </w:r>
       <w:r>
-        <w:t>, you know people in the system better than I do. Closer in reality I would flip them. People closer to the lake would be more motivated.</w:t>
-      </w:r>
-    </w:p>
-    <w:p>
-      <w:pPr>
-        <w:spacing w:before="240" w:line="276" w:lineRule="auto"/>
-        <w:ind w:left="720"/>
-      </w:pPr>
-      <w:r>
-        <w:t>P22</w:t>
-      </w:r>
-      <w:r>
-        <w:t>: Except as BRCC I want to maximize my use. We know there are return flows to the Lake. Anything we don’t use will go to the Lake. We know it is important as use as much as possible.</w:t>
-      </w:r>
-    </w:p>
-    <w:p>
-      <w:pPr>
-        <w:spacing w:before="240" w:line="276" w:lineRule="auto"/>
-      </w:pPr>
-      <w:r>
-        <w:rPr>
-          <w:b/>
-          <w:bCs/>
-        </w:rPr>
-        <w:t>Cache Valley:</w:t>
-      </w:r>
-      <w:r>
-        <w:t xml:space="preserve"> So this goes back, I think some people are role playing better than me, I am coming in, very </w:t>
-      </w:r>
-      <w:r>
-        <w:t>conscious</w:t>
-      </w:r>
-      <w:r>
-        <w:t xml:space="preserve"> of GSL, I can continue to make a living with 80% of my water right</w:t>
-      </w:r>
-      <w:r>
-        <w:t>. I</w:t>
-      </w:r>
-      <w:r>
-        <w:t xml:space="preserve">mplementing different technology to my irrigation, cut back to 80%, 10% </w:t>
-      </w:r>
-      <w:r>
-        <w:t xml:space="preserve">of that </w:t>
-      </w:r>
-      <w:r>
-        <w:t>I will send directly to the Lake, other other 10% keep in reservoir, in case next year is a bad year, in which case I could use for agriculture, if a good year, I could send more water to GSL. I know farmers who would do that, not a group of farmers.</w:t>
-      </w:r>
-    </w:p>
-    <w:p>
-      <w:pPr>
-        <w:spacing w:before="240" w:line="276" w:lineRule="auto"/>
-        <w:ind w:firstLine="720"/>
-      </w:pPr>
-      <w:r>
-        <w:t xml:space="preserve">P20: </w:t>
-      </w:r>
-      <w:r>
-        <w:t>You’re in the role play game</w:t>
-      </w:r>
-      <w:r>
-        <w:t>, Enjoy the game!</w:t>
-      </w:r>
-    </w:p>
-    <w:p>
-      <w:pPr>
-        <w:spacing w:before="240" w:line="276" w:lineRule="auto"/>
-      </w:pPr>
-      <w:r>
-        <w:rPr>
-          <w:b/>
-          <w:bCs/>
-        </w:rPr>
-        <w:t>Lower UT:</w:t>
-      </w:r>
-      <w:r>
-        <w:t xml:space="preserve"> </w:t>
-      </w:r>
-      <w:r>
-        <w:t>P22 is in a place where they can store water , t</w:t>
-      </w:r>
-      <w:r>
-        <w:t>here is not another</w:t>
-      </w:r>
-      <w:r>
-        <w:t xml:space="preserve"> reservoir</w:t>
-      </w:r>
-      <w:r>
-        <w:t xml:space="preserve"> for us</w:t>
-      </w:r>
-      <w:r>
-        <w:t xml:space="preserve">, so want to use, I might align with </w:t>
-      </w:r>
-      <w:r>
-        <w:t>P22</w:t>
-      </w:r>
-      <w:r>
         <w:t xml:space="preserve"> in belief. We’ll stay at 100%.</w:t>
       </w:r>
       <w:r>
-        <w:t xml:space="preserve"> </w:t>
-      </w:r>
-      <w:r>
-        <w:t>B</w:t>
-      </w:r>
-      <w:r>
-        <w:t xml:space="preserve">ear River </w:t>
-      </w:r>
-      <w:r>
-        <w:t>C</w:t>
-      </w:r>
-      <w:r>
-        <w:t xml:space="preserve">anal </w:t>
-      </w:r>
-      <w:r>
-        <w:t>C</w:t>
-      </w:r>
-      <w:r>
-        <w:t>ompany</w:t>
-      </w:r>
-      <w:r>
-        <w:t xml:space="preserve"> would use 100% of </w:t>
+        <w:t xml:space="preserve"> Bear River Canal Company would use 100% of </w:t>
       </w:r>
       <w:r>
         <w:lastRenderedPageBreak/>
@@ -1308,7 +1451,15 @@
         <w:t>Well,</w:t>
       </w:r>
       <w:r>
-        <w:t xml:space="preserve"> there are return flows and that goes back to GSL its </w:t>
+        <w:t xml:space="preserve"> there are return flows and that goes back to GSL </w:t>
+      </w:r>
+      <w:proofErr w:type="gramStart"/>
+      <w:r>
+        <w:t>its</w:t>
+      </w:r>
+      <w:proofErr w:type="gramEnd"/>
+      <w:r>
+        <w:t xml:space="preserve"> </w:t>
       </w:r>
       <w:r>
         <w:t>important</w:t>
@@ -1326,7 +1477,15 @@
         <w:t>culture</w:t>
       </w:r>
       <w:r>
-        <w:t xml:space="preserve"> of ag and whatever we </w:t>
+        <w:t xml:space="preserve"> of </w:t>
+      </w:r>
+      <w:proofErr w:type="gramStart"/>
+      <w:r>
+        <w:t>ag</w:t>
+      </w:r>
+      <w:proofErr w:type="gramEnd"/>
+      <w:r>
+        <w:t xml:space="preserve"> and whatever we </w:t>
       </w:r>
       <w:r>
         <w:t>don't</w:t>
@@ -1343,11 +1502,13 @@
         <w:t>[R ex</w:t>
       </w:r>
       <w:r>
-        <w:t>plains</w:t>
-      </w:r>
-      <w:r>
-        <w:t xml:space="preserve"> that constraint is lifted and can conserve</w:t>
-      </w:r>
+        <w:t xml:space="preserve">plains that constraint is lifted and can </w:t>
+      </w:r>
+      <w:proofErr w:type="gramStart"/>
+      <w:r>
+        <w:t>conserve</w:t>
+      </w:r>
+      <w:proofErr w:type="gramEnd"/>
       <w:r>
         <w:t xml:space="preserve"> in Bear Lake]</w:t>
       </w:r>
@@ -1405,7 +1566,15 @@
         <w:t xml:space="preserve">. </w:t>
       </w:r>
       <w:r>
-        <w:t>I can get clients that are also related to ag. ----- We are seeing the expansion of org</w:t>
+        <w:t xml:space="preserve">I can get clients that are also related to </w:t>
+      </w:r>
+      <w:proofErr w:type="gramStart"/>
+      <w:r>
+        <w:t>ag</w:t>
+      </w:r>
+      <w:proofErr w:type="gramEnd"/>
+      <w:r>
+        <w:t>. ----- We are seeing the expansion of org</w:t>
       </w:r>
       <w:r>
         <w:t>anization</w:t>
@@ -1423,13 +1592,21 @@
         <w:t>alley,</w:t>
       </w:r>
       <w:r>
-        <w:t xml:space="preserve"> so I can see some water trading in that area. Multiple factors that affect </w:t>
+        <w:t xml:space="preserve"> so I can see some water trading in that area. </w:t>
+      </w:r>
+      <w:proofErr w:type="gramStart"/>
+      <w:r>
+        <w:t xml:space="preserve">Multiple factors that affect </w:t>
       </w:r>
       <w:r>
         <w:t>GSL</w:t>
       </w:r>
       <w:r>
-        <w:t xml:space="preserve">, we can think in scenarios. Several good years of water, wet years that help us with that </w:t>
+        <w:t>, we can think in scenarios.</w:t>
+      </w:r>
+      <w:proofErr w:type="gramEnd"/>
+      <w:r>
+        <w:t xml:space="preserve"> Several good years of water, wet years that help us with that </w:t>
       </w:r>
       <w:r>
         <w:t>objective,</w:t>
@@ -1441,7 +1618,23 @@
         <w:t>GSL</w:t>
       </w:r>
       <w:r>
-        <w:t>. Try to keep a broader view of the service they can provide. The budget is, we have numbers from several entities. There has to be a budget that allows you to run in the long term but is still small enough that the same effect or decision for water managers. So I thought 5% of 1 billion estimate. In that way it is a small budget</w:t>
+        <w:t xml:space="preserve">. Try to keep a broader view of the service they can provide. The budget is, we have numbers from several entities. There </w:t>
+      </w:r>
+      <w:proofErr w:type="gramStart"/>
+      <w:r>
+        <w:t>has to</w:t>
+      </w:r>
+      <w:proofErr w:type="gramEnd"/>
+      <w:r>
+        <w:t xml:space="preserve"> be a budget that allows you to run in the long term but is still small enough that the same effect or decision for water managers. </w:t>
+      </w:r>
+      <w:proofErr w:type="gramStart"/>
+      <w:r>
+        <w:t>So</w:t>
+      </w:r>
+      <w:proofErr w:type="gramEnd"/>
+      <w:r>
+        <w:t xml:space="preserve"> I thought 5% of 1 billion estimate. In that way it is a small budget</w:t>
       </w:r>
       <w:r>
         <w:t>, but significant for running the water bank.</w:t>
@@ -1593,8 +1786,16 @@
         <w:rPr>
           <w:color w:val="0000FF"/>
         </w:rPr>
-        <w:t>1.56 maf</w:t>
-      </w:r>
+        <w:t xml:space="preserve">1.56 </w:t>
+      </w:r>
+      <w:proofErr w:type="spellStart"/>
+      <w:r>
+        <w:rPr>
+          <w:color w:val="0000FF"/>
+        </w:rPr>
+        <w:t>maf</w:t>
+      </w:r>
+      <w:proofErr w:type="spellEnd"/>
       <w:r>
         <w:tab/>
       </w:r>
@@ -1636,40 +1837,21 @@
         <w:spacing w:before="240" w:line="276" w:lineRule="auto"/>
       </w:pPr>
       <w:r>
-        <w:t>P20:</w:t>
-      </w:r>
-      <w:r>
-        <w:t xml:space="preserve"> </w:t>
-      </w:r>
-      <w:r>
-        <w:t xml:space="preserve">In </w:t>
-      </w:r>
-      <w:r>
-        <w:t xml:space="preserve">this </w:t>
+        <w:t xml:space="preserve">P20: In this </w:t>
       </w:r>
       <w:r>
         <w:t>case,</w:t>
       </w:r>
       <w:r>
-        <w:t xml:space="preserve"> when talking about </w:t>
-      </w:r>
-      <w:r>
-        <w:t>conserving,</w:t>
-      </w:r>
-      <w:r>
-        <w:t xml:space="preserve"> we are not talking about </w:t>
-      </w:r>
-      <w:r>
-        <w:t>conservation;</w:t>
-      </w:r>
-      <w:r>
-        <w:t xml:space="preserve"> we are talking about storing the water for future use right? </w:t>
-      </w:r>
-      <w:r>
-        <w:t>Also,</w:t>
-      </w:r>
-      <w:r>
-        <w:t xml:space="preserve"> I am not good at board games and this feels like a board game.</w:t>
+        <w:t xml:space="preserve"> when talking about conserving, we are not talking about conservation; we are talking about storing the water for future use right? Also, I am not good at board </w:t>
+      </w:r>
+      <w:proofErr w:type="gramStart"/>
+      <w:r>
+        <w:t>games</w:t>
+      </w:r>
+      <w:proofErr w:type="gramEnd"/>
+      <w:r>
+        <w:t xml:space="preserve"> and this feels like a board game.</w:t>
       </w:r>
     </w:p>
     <w:p>
@@ -1682,13 +1864,15 @@
         <w:spacing w:before="240" w:line="276" w:lineRule="auto"/>
       </w:pPr>
       <w:r>
-        <w:t>I wa</w:t>
-      </w:r>
-      <w:r>
-        <w:t>n</w:t>
-      </w:r>
-      <w:r>
-        <w:t xml:space="preserve">t to do 80% to the bank and conserve 20%. Oh I thought using it was after. Tell me again. Give me one second... </w:t>
+        <w:t xml:space="preserve">I want to do 80% to the bank and conserve 20%. </w:t>
+      </w:r>
+      <w:proofErr w:type="gramStart"/>
+      <w:r>
+        <w:t>Oh</w:t>
+      </w:r>
+      <w:proofErr w:type="gramEnd"/>
+      <w:r>
+        <w:t xml:space="preserve"> I thought using it was after. Tell me again. Give me one second... </w:t>
       </w:r>
     </w:p>
     <w:p>
@@ -1701,10 +1885,7 @@
         <w:spacing w:before="240" w:line="276" w:lineRule="auto"/>
       </w:pPr>
       <w:r>
-        <w:t>P22</w:t>
-      </w:r>
-      <w:r>
-        <w:t>: Do we have, I was looking at pricing, cache valley how much someone makes per acre of alfalfa for here?</w:t>
+        <w:t>P22: Do we have, I was looking at pricing, cache valley how much someone makes per acre of alfalfa for here?</w:t>
       </w:r>
     </w:p>
     <w:p>
@@ -1717,10 +1898,7 @@
         <w:spacing w:before="240" w:line="276" w:lineRule="auto"/>
       </w:pPr>
       <w:r>
-        <w:t>E5</w:t>
-      </w:r>
-      <w:r>
-        <w:t>: I don’t know off the top of my head.</w:t>
+        <w:t>E5: I don’t know off the top of my head.</w:t>
       </w:r>
     </w:p>
     <w:p>
@@ -1733,37 +1911,32 @@
         <w:spacing w:before="240" w:line="276" w:lineRule="auto"/>
       </w:pPr>
       <w:r>
-        <w:t>P22</w:t>
-      </w:r>
-      <w:r>
-        <w:t xml:space="preserve">: Is that what the </w:t>
-      </w:r>
-      <w:r>
-        <w:t>$</w:t>
-      </w:r>
-      <w:r>
-        <w:t>150 is for the price river? [Table 2</w:t>
-      </w:r>
-      <w:r>
-        <w:t xml:space="preserve"> in Guide for Pricing</w:t>
-      </w:r>
-      <w:r>
-        <w:t>]</w:t>
-      </w:r>
-    </w:p>
-    <w:p>
-      <w:pPr>
-        <w:pStyle w:val="ListParagraph"/>
-        <w:spacing w:before="240" w:line="276" w:lineRule="auto"/>
-      </w:pPr>
-      <w:r>
-        <w:t>[R</w:t>
-      </w:r>
-      <w:r>
-        <w:t xml:space="preserve"> explains where that comes from and that it is a project</w:t>
-      </w:r>
-      <w:r>
-        <w:t>]</w:t>
+        <w:t xml:space="preserve">P22: Is that what </w:t>
+      </w:r>
+      <w:proofErr w:type="gramStart"/>
+      <w:r>
+        <w:t>the $</w:t>
+      </w:r>
+      <w:proofErr w:type="gramEnd"/>
+      <w:r>
+        <w:t xml:space="preserve">150 is for the </w:t>
+      </w:r>
+      <w:proofErr w:type="gramStart"/>
+      <w:r>
+        <w:t>price</w:t>
+      </w:r>
+      <w:proofErr w:type="gramEnd"/>
+      <w:r>
+        <w:t xml:space="preserve"> river? [Table 2 in Guide for Pricing]</w:t>
+      </w:r>
+    </w:p>
+    <w:p>
+      <w:pPr>
+        <w:pStyle w:val="ListParagraph"/>
+        <w:spacing w:before="240" w:line="276" w:lineRule="auto"/>
+      </w:pPr>
+      <w:r>
+        <w:t>[R explains where that comes from and that it is a project]</w:t>
       </w:r>
     </w:p>
     <w:p>
@@ -1776,19 +1949,15 @@
         <w:spacing w:before="240" w:line="276" w:lineRule="auto"/>
       </w:pPr>
       <w:r>
-        <w:t>P21</w:t>
-      </w:r>
-      <w:r>
-        <w:t xml:space="preserve">: Do you mean per acre of alfalfa or per </w:t>
-      </w:r>
+        <w:t xml:space="preserve">P21: Do you mean per acre of alfalfa or per </w:t>
+      </w:r>
+      <w:proofErr w:type="gramStart"/>
       <w:r>
         <w:t>acre ft</w:t>
       </w:r>
-      <w:r>
-        <w:t xml:space="preserve"> of water</w:t>
-      </w:r>
-      <w:r>
-        <w:t>?</w:t>
+      <w:proofErr w:type="gramEnd"/>
+      <w:r>
+        <w:t xml:space="preserve"> of water?</w:t>
       </w:r>
     </w:p>
     <w:p>
@@ -1801,16 +1970,7 @@
         <w:spacing w:before="240" w:line="276" w:lineRule="auto"/>
       </w:pPr>
       <w:r>
-        <w:t>P22</w:t>
-      </w:r>
-      <w:r>
-        <w:t xml:space="preserve">: I mean </w:t>
-      </w:r>
-      <w:r>
-        <w:t>acre ft</w:t>
-      </w:r>
-      <w:r>
-        <w:t xml:space="preserve"> of water</w:t>
+        <w:t>P22: I mean acre ft of water</w:t>
       </w:r>
     </w:p>
     <w:p>
@@ -1823,32 +1983,21 @@
         <w:spacing w:before="240" w:line="276" w:lineRule="auto"/>
       </w:pPr>
       <w:r>
-        <w:t>P21</w:t>
-      </w:r>
-      <w:r>
-        <w:t xml:space="preserve">: The </w:t>
+        <w:t xml:space="preserve">P21: The </w:t>
       </w:r>
       <w:r>
         <w:t>GSL commissioner’s</w:t>
       </w:r>
       <w:r>
-        <w:t xml:space="preserve"> office switched </w:t>
-      </w:r>
-      <w:r>
-        <w:t>to the price</w:t>
-      </w:r>
-      <w:r>
-        <w:t xml:space="preserve"> of land instead of water. </w:t>
-      </w:r>
-      <w:r>
-        <w:t>It’s</w:t>
-      </w:r>
-      <w:r>
-        <w:t xml:space="preserve"> easier for a producer to know how much land. The </w:t>
-      </w:r>
+        <w:t xml:space="preserve"> office switched to the price of land instead of water. It’s easier for a producer to know how much land. The </w:t>
+      </w:r>
+      <w:proofErr w:type="spellStart"/>
+      <w:proofErr w:type="gramStart"/>
       <w:r>
         <w:t>commissioners</w:t>
       </w:r>
+      <w:proofErr w:type="spellEnd"/>
+      <w:proofErr w:type="gramEnd"/>
       <w:r>
         <w:t xml:space="preserve"> office bases it on land that is not being irrigated.</w:t>
       </w:r>
@@ -1953,7 +2102,15 @@
         <w:t>we're</w:t>
       </w:r>
       <w:r>
-        <w:t xml:space="preserve"> playing a game, I am really bad at board </w:t>
+        <w:t xml:space="preserve"> playing a game, I am </w:t>
+      </w:r>
+      <w:proofErr w:type="gramStart"/>
+      <w:r>
+        <w:t>really bad</w:t>
+      </w:r>
+      <w:proofErr w:type="gramEnd"/>
+      <w:r>
+        <w:t xml:space="preserve"> at board </w:t>
       </w:r>
       <w:r>
         <w:t>games;</w:t>
@@ -1994,7 +2151,15 @@
         <w:spacing w:before="240" w:line="276" w:lineRule="auto"/>
       </w:pPr>
       <w:r>
-        <w:t xml:space="preserve">Price – I want to do, since its higher up in the system, its cheaper, is that right </w:t>
+        <w:t xml:space="preserve">Price – I want to do, since its higher up in the system, </w:t>
+      </w:r>
+      <w:proofErr w:type="spellStart"/>
+      <w:r>
+        <w:t>its</w:t>
+      </w:r>
+      <w:proofErr w:type="spellEnd"/>
+      <w:r>
+        <w:t xml:space="preserve"> cheaper, is that right </w:t>
       </w:r>
       <w:r>
         <w:t>P21</w:t>
@@ -2016,7 +2181,15 @@
         <w:t xml:space="preserve">P21: </w:t>
       </w:r>
       <w:r>
-        <w:t>Higher up in the system, the water is higher quality. So it costs more.</w:t>
+        <w:t xml:space="preserve">Higher up in the system, the water is higher quality. </w:t>
+      </w:r>
+      <w:proofErr w:type="gramStart"/>
+      <w:r>
+        <w:t>So</w:t>
+      </w:r>
+      <w:proofErr w:type="gramEnd"/>
+      <w:r>
+        <w:t xml:space="preserve"> it costs more.</w:t>
       </w:r>
     </w:p>
     <w:p>
@@ -2031,8 +2204,13 @@
       <w:r>
         <w:t xml:space="preserve">P20: </w:t>
       </w:r>
-      <w:r>
-        <w:t>So $350 per acre-feet?</w:t>
+      <w:proofErr w:type="gramStart"/>
+      <w:r>
+        <w:t>So</w:t>
+      </w:r>
+      <w:proofErr w:type="gramEnd"/>
+      <w:r>
+        <w:t xml:space="preserve"> $350 per acre-feet?</w:t>
       </w:r>
     </w:p>
     <w:p>
@@ -2051,7 +2229,15 @@
         <w:t>’</w:t>
       </w:r>
       <w:r>
-        <w:t>s a good question. If its higher quality water</w:t>
+        <w:t xml:space="preserve">s a good question. If </w:t>
+      </w:r>
+      <w:proofErr w:type="gramStart"/>
+      <w:r>
+        <w:t>its</w:t>
+      </w:r>
+      <w:proofErr w:type="gramEnd"/>
+      <w:r>
+        <w:t xml:space="preserve"> higher quality water</w:t>
       </w:r>
       <w:r>
         <w:t xml:space="preserve">, </w:t>
@@ -2085,7 +2271,15 @@
         <w:t>bargainer</w:t>
       </w:r>
       <w:r>
-        <w:t>, if he [bank] says no, then I will walk away.</w:t>
+        <w:t xml:space="preserve">, if </w:t>
+      </w:r>
+      <w:proofErr w:type="gramStart"/>
+      <w:r>
+        <w:t>he</w:t>
+      </w:r>
+      <w:proofErr w:type="gramEnd"/>
+      <w:r>
+        <w:t xml:space="preserve"> [bank] says no, then I will walk away.</w:t>
       </w:r>
     </w:p>
     <w:p>
@@ -2105,8 +2299,15 @@
       <w:r>
         <w:t xml:space="preserve">: </w:t>
       </w:r>
-      <w:r>
-        <w:t>Lets say yes for now and see where that takes us</w:t>
+      <w:proofErr w:type="spellStart"/>
+      <w:proofErr w:type="gramStart"/>
+      <w:r>
+        <w:t>Lets</w:t>
+      </w:r>
+      <w:proofErr w:type="spellEnd"/>
+      <w:proofErr w:type="gramEnd"/>
+      <w:r>
+        <w:t xml:space="preserve"> say yes for now and see where that takes us</w:t>
       </w:r>
       <w:r>
         <w:t>.</w:t>
@@ -2147,22 +2348,15 @@
         <w:spacing w:before="240" w:line="276" w:lineRule="auto"/>
       </w:pPr>
       <w:r>
-        <w:t>Bank/E4</w:t>
-      </w:r>
-      <w:r>
-        <w:t>:</w:t>
-      </w:r>
-      <w:r>
-        <w:t xml:space="preserve"> T</w:t>
-      </w:r>
-      <w:r>
-        <w:t xml:space="preserve">he bank needs to do </w:t>
-      </w:r>
-      <w:r>
-        <w:t xml:space="preserve">calculations. </w:t>
-      </w:r>
-      <w:r>
-        <w:t xml:space="preserve">I want to split into even amounts per year and all potential buyers. The price might be good but </w:t>
+        <w:t xml:space="preserve">Bank/E4: The bank needs to do calculations. I want to split into even amounts per year and all potential buyers. The price might be </w:t>
+      </w:r>
+      <w:proofErr w:type="gramStart"/>
+      <w:r>
+        <w:t>good</w:t>
+      </w:r>
+      <w:proofErr w:type="gramEnd"/>
+      <w:r>
+        <w:t xml:space="preserve"> but </w:t>
       </w:r>
       <w:r>
         <w:t>I would not accept that banked volume.</w:t>
@@ -2178,13 +2372,15 @@
         <w:spacing w:before="240" w:line="276" w:lineRule="auto"/>
       </w:pPr>
       <w:r>
-        <w:t>P20</w:t>
-      </w:r>
-      <w:r>
-        <w:t xml:space="preserve">: </w:t>
-      </w:r>
-      <w:r>
-        <w:t>So what are the options.</w:t>
+        <w:t xml:space="preserve">P20: </w:t>
+      </w:r>
+      <w:proofErr w:type="gramStart"/>
+      <w:r>
+        <w:t>So</w:t>
+      </w:r>
+      <w:proofErr w:type="gramEnd"/>
+      <w:r>
+        <w:t xml:space="preserve"> what are the options.</w:t>
       </w:r>
     </w:p>
     <w:p>
@@ -2197,10 +2393,7 @@
         <w:spacing w:before="240" w:line="276" w:lineRule="auto"/>
       </w:pPr>
       <w:r>
-        <w:t>E4</w:t>
-      </w:r>
-      <w:r>
-        <w:t>: you can conserve the water for future years</w:t>
+        <w:t>E4: you can conserve the water for future years</w:t>
       </w:r>
     </w:p>
     <w:p>
@@ -2213,25 +2406,7 @@
         <w:spacing w:before="240" w:line="276" w:lineRule="auto"/>
       </w:pPr>
       <w:r>
-        <w:t>P20</w:t>
-      </w:r>
-      <w:r>
-        <w:t xml:space="preserve">: </w:t>
-      </w:r>
-      <w:r>
-        <w:t>O</w:t>
-      </w:r>
-      <w:r>
-        <w:t>h</w:t>
-      </w:r>
-      <w:r>
-        <w:t xml:space="preserve">, </w:t>
-      </w:r>
-      <w:r>
-        <w:t>so send less to the bank and store it. What if I do only 10% to the bank and conserve the rest</w:t>
-      </w:r>
-      <w:r>
-        <w:t>?</w:t>
+        <w:t>P20: Oh, so send less to the bank and store it. What if I do only 10% to the bank and conserve the rest?</w:t>
       </w:r>
     </w:p>
     <w:p>
@@ -2244,19 +2419,7 @@
         <w:spacing w:before="240" w:line="276" w:lineRule="auto"/>
       </w:pPr>
       <w:r>
-        <w:t>R</w:t>
-      </w:r>
-      <w:r>
-        <w:t xml:space="preserve">: that brings us down to </w:t>
-      </w:r>
-      <w:r>
-        <w:t>$</w:t>
-      </w:r>
-      <w:r>
-        <w:t xml:space="preserve">9 </w:t>
-      </w:r>
-      <w:r>
-        <w:t>million.</w:t>
+        <w:t>R: that brings us down to $9 million.</w:t>
       </w:r>
     </w:p>
     <w:p>
@@ -2269,16 +2432,7 @@
         <w:spacing w:before="240" w:line="276" w:lineRule="auto"/>
       </w:pPr>
       <w:r>
-        <w:t>E4</w:t>
-      </w:r>
-      <w:r>
-        <w:t xml:space="preserve">: </w:t>
-      </w:r>
-      <w:r>
-        <w:t>Let's</w:t>
-      </w:r>
-      <w:r>
-        <w:t xml:space="preserve"> see where the numbers take us. I will accept that.</w:t>
+        <w:t>E4: Let's see where the numbers take us. I will accept that.</w:t>
       </w:r>
     </w:p>
     <w:p>
@@ -2358,7 +2512,15 @@
         <w:t>S</w:t>
       </w:r>
       <w:r>
-        <w:t>eeing this, I am already at my limit of the budget. Is this a wet year or dry year? It’s good to have active, right? Alright, that is accepted.</w:t>
+        <w:t xml:space="preserve">eeing this, I am already at my limit of the budget. Is this a wet year or dry year? It’s good to </w:t>
+      </w:r>
+      <w:proofErr w:type="gramStart"/>
+      <w:r>
+        <w:t>have</w:t>
+      </w:r>
+      <w:proofErr w:type="gramEnd"/>
+      <w:r>
+        <w:t xml:space="preserve"> active, right? Alright, that is accepted.</w:t>
       </w:r>
     </w:p>
     <w:p>
@@ -2382,11 +2544,21 @@
       <w:r>
         <w:t xml:space="preserve">. In Lower ID I am still into maximizing my use, to pay for my farm. I am also </w:t>
       </w:r>
+      <w:proofErr w:type="gramStart"/>
       <w:r>
         <w:t>hesitant</w:t>
       </w:r>
-      <w:r>
-        <w:t xml:space="preserve"> what the years will bring, so more conservative.</w:t>
+      <w:proofErr w:type="gramEnd"/>
+      <w:r>
+        <w:t xml:space="preserve"> what the years will bring, so </w:t>
+      </w:r>
+      <w:proofErr w:type="gramStart"/>
+      <w:r>
+        <w:t>more</w:t>
+      </w:r>
+      <w:proofErr w:type="gramEnd"/>
+      <w:r>
+        <w:t xml:space="preserve"> conservative.</w:t>
       </w:r>
     </w:p>
     <w:p>
@@ -2499,8 +2671,15 @@
         </w:numPr>
         <w:spacing w:before="240" w:line="276" w:lineRule="auto"/>
       </w:pPr>
-      <w:r>
-        <w:t xml:space="preserve">Its a median year, </w:t>
+      <w:proofErr w:type="spellStart"/>
+      <w:proofErr w:type="gramStart"/>
+      <w:r>
+        <w:t>Its</w:t>
+      </w:r>
+      <w:proofErr w:type="spellEnd"/>
+      <w:proofErr w:type="gramEnd"/>
+      <w:r>
+        <w:t xml:space="preserve"> a median year, </w:t>
       </w:r>
       <w:r>
         <w:t>it's</w:t>
@@ -2514,9 +2693,11 @@
       <w:r>
         <w:t xml:space="preserve"> [to bank]. </w:t>
       </w:r>
+      <w:proofErr w:type="gramStart"/>
       <w:r>
         <w:t>So</w:t>
       </w:r>
+      <w:proofErr w:type="gramEnd"/>
       <w:r>
         <w:t xml:space="preserve"> </w:t>
       </w:r>
@@ -2530,7 +2711,15 @@
         <w:t>%</w:t>
       </w:r>
       <w:r>
-        <w:t xml:space="preserve"> form my strategy</w:t>
+        <w:t xml:space="preserve"> </w:t>
+      </w:r>
+      <w:proofErr w:type="gramStart"/>
+      <w:r>
+        <w:t>form</w:t>
+      </w:r>
+      <w:proofErr w:type="gramEnd"/>
+      <w:r>
+        <w:t xml:space="preserve"> my strategy</w:t>
       </w:r>
       <w:r>
         <w:t>,</w:t>
@@ -2553,7 +2742,15 @@
       </w:pPr>
       <w:r>
         <w:lastRenderedPageBreak/>
-        <w:t xml:space="preserve">$200 per acre-feet. Definitely, I heard </w:t>
+        <w:t xml:space="preserve">$200 per acre-feet. </w:t>
+      </w:r>
+      <w:proofErr w:type="gramStart"/>
+      <w:r>
+        <w:t>Definitely, I</w:t>
+      </w:r>
+      <w:proofErr w:type="gramEnd"/>
+      <w:r>
+        <w:t xml:space="preserve"> heard </w:t>
       </w:r>
       <w:r>
         <w:t xml:space="preserve">what P20 was getting. They are in </w:t>
@@ -2601,13 +2798,47 @@
         <w:t>that's</w:t>
       </w:r>
       <w:r>
-        <w:t xml:space="preserve"> $100 to $150 per acre-feet. So a farmer is selling at $200 per acre-feet is making way more much money than farming.</w:t>
+        <w:t xml:space="preserve"> $100 to $150 per acre-</w:t>
+      </w:r>
+      <w:proofErr w:type="gramStart"/>
+      <w:r>
+        <w:t>feet</w:t>
+      </w:r>
+      <w:proofErr w:type="gramEnd"/>
+      <w:r>
+        <w:t xml:space="preserve">. </w:t>
+      </w:r>
+      <w:proofErr w:type="gramStart"/>
+      <w:r>
+        <w:t>So</w:t>
+      </w:r>
+      <w:proofErr w:type="gramEnd"/>
+      <w:r>
+        <w:t xml:space="preserve"> a farmer is selling at $200 per acre-feet is making way more </w:t>
+      </w:r>
+      <w:proofErr w:type="gramStart"/>
+      <w:r>
+        <w:t>much money</w:t>
+      </w:r>
+      <w:proofErr w:type="gramEnd"/>
+      <w:r>
+        <w:t xml:space="preserve"> than farming.</w:t>
       </w:r>
       <w:r>
         <w:t xml:space="preserve"> </w:t>
       </w:r>
       <w:r>
-        <w:t>Farmers like to farm but it;s way more profitable to sell water.</w:t>
+        <w:t xml:space="preserve">Farmers like to farm but </w:t>
+      </w:r>
+      <w:proofErr w:type="spellStart"/>
+      <w:proofErr w:type="gramStart"/>
+      <w:r>
+        <w:t>it;s</w:t>
+      </w:r>
+      <w:proofErr w:type="spellEnd"/>
+      <w:proofErr w:type="gramEnd"/>
+      <w:r>
+        <w:t xml:space="preserve"> way more profitable to sell water.</w:t>
       </w:r>
     </w:p>
     <w:p>
@@ -2661,7 +2892,15 @@
         <w:t xml:space="preserve">P22: P20 got $200 and </w:t>
       </w:r>
       <w:r>
-        <w:t>I get another cutting of alfalfa.</w:t>
+        <w:t xml:space="preserve">I </w:t>
+      </w:r>
+      <w:proofErr w:type="gramStart"/>
+      <w:r>
+        <w:t>get</w:t>
+      </w:r>
+      <w:proofErr w:type="gramEnd"/>
+      <w:r>
+        <w:t xml:space="preserve"> another cutting of alfalfa.</w:t>
       </w:r>
     </w:p>
     <w:p>
@@ -2699,7 +2938,15 @@
         <w:t xml:space="preserve">, </w:t>
       </w:r>
       <w:r>
-        <w:t xml:space="preserve">I make $2.8 million. </w:t>
+        <w:t xml:space="preserve">I </w:t>
+      </w:r>
+      <w:proofErr w:type="gramStart"/>
+      <w:r>
+        <w:t>make</w:t>
+      </w:r>
+      <w:proofErr w:type="gramEnd"/>
+      <w:r>
+        <w:t xml:space="preserve"> $2.8 million. </w:t>
       </w:r>
     </w:p>
     <w:p>
@@ -2752,7 +2999,15 @@
         <w:t>So,</w:t>
       </w:r>
       <w:r>
-        <w:t xml:space="preserve"> I got some extra water, don’t I?</w:t>
+        <w:t xml:space="preserve"> I got some extra water, </w:t>
+      </w:r>
+      <w:proofErr w:type="gramStart"/>
+      <w:r>
+        <w:t>don’t</w:t>
+      </w:r>
+      <w:proofErr w:type="gramEnd"/>
+      <w:r>
+        <w:t xml:space="preserve"> I?</w:t>
       </w:r>
     </w:p>
     <w:p>
@@ -2777,8 +3032,13 @@
         <w:t xml:space="preserve">I am going to be conservative, I use all my historical use and conserve </w:t>
       </w:r>
       <w:r>
-        <w:t>remaining 79k acft</w:t>
-      </w:r>
+        <w:t xml:space="preserve">remaining 79k </w:t>
+      </w:r>
+      <w:proofErr w:type="spellStart"/>
+      <w:r>
+        <w:t>acft</w:t>
+      </w:r>
+      <w:proofErr w:type="spellEnd"/>
       <w:r>
         <w:t xml:space="preserve"> for future use, in Bear Lake.</w:t>
       </w:r>
@@ -2845,8 +3105,13 @@
       <w:r>
         <w:t xml:space="preserve">Valley. </w:t>
       </w:r>
-      <w:r>
-        <w:t xml:space="preserve">they are </w:t>
+      <w:proofErr w:type="gramStart"/>
+      <w:r>
+        <w:t>they</w:t>
+      </w:r>
+      <w:proofErr w:type="gramEnd"/>
+      <w:r>
+        <w:t xml:space="preserve"> are </w:t>
       </w:r>
       <w:r>
         <w:t>getting</w:t>
@@ -2888,10 +3153,7 @@
         <w:t>Cache Valley.</w:t>
       </w:r>
       <w:r>
-        <w:t xml:space="preserve"> </w:t>
-      </w:r>
-      <w:r>
-        <w:t>I thought you said it was less quality.</w:t>
+        <w:t xml:space="preserve"> I thought you said it was less quality.</w:t>
       </w:r>
     </w:p>
     <w:p>
@@ -2945,7 +3207,15 @@
         <w:t>So,</w:t>
       </w:r>
       <w:r>
-        <w:t xml:space="preserve"> I will conserve all of my extra water in Bear Lake.</w:t>
+        <w:t xml:space="preserve"> I will conserve </w:t>
+      </w:r>
+      <w:proofErr w:type="gramStart"/>
+      <w:r>
+        <w:t>all of</w:t>
+      </w:r>
+      <w:proofErr w:type="gramEnd"/>
+      <w:r>
+        <w:t xml:space="preserve"> my extra water in Bear Lake.</w:t>
       </w:r>
     </w:p>
     <w:p>
@@ -2992,13 +3262,15 @@
         <w:spacing w:before="240" w:line="276" w:lineRule="auto"/>
       </w:pPr>
       <w:r>
-        <w:t>Bank</w:t>
-      </w:r>
-      <w:r>
-        <w:t xml:space="preserve">: How much are they paying for? I bought the water and now I need to sell it. How much GSL would pay. </w:t>
-      </w:r>
-      <w:r>
-        <w:t xml:space="preserve"> [R explains]</w:t>
+        <w:t xml:space="preserve">Bank: How much are they paying for? I bought the water and now I need to sell it. How much </w:t>
+      </w:r>
+      <w:proofErr w:type="gramStart"/>
+      <w:r>
+        <w:t>GSL would</w:t>
+      </w:r>
+      <w:proofErr w:type="gramEnd"/>
+      <w:r>
+        <w:t xml:space="preserve"> pay.  [R explains]</w:t>
       </w:r>
     </w:p>
     <w:p>
@@ -3011,52 +3283,33 @@
         <w:spacing w:before="240" w:line="276" w:lineRule="auto"/>
       </w:pPr>
       <w:r>
-        <w:t>Oh</w:t>
-      </w:r>
-      <w:r>
-        <w:t>!</w:t>
-      </w:r>
-      <w:r>
-        <w:t xml:space="preserve"> the bank is for GSL. I have to keep the cash flow plus keep the </w:t>
-      </w:r>
-      <w:r>
-        <w:t>customers</w:t>
-      </w:r>
-      <w:r>
-        <w:t xml:space="preserve"> happy. How is GSL doing?</w:t>
-      </w:r>
-      <w:r>
-        <w:t xml:space="preserve"> </w:t>
-      </w:r>
-      <w:r>
-        <w:t>Do we have the figure that show</w:t>
-      </w:r>
-      <w:r>
-        <w:t>’</w:t>
-      </w:r>
-      <w:r>
-        <w:t xml:space="preserve">s the levels of GSL and the critical </w:t>
-      </w:r>
-      <w:r>
-        <w:t>effects?</w:t>
-      </w:r>
-      <w:r>
-        <w:t xml:space="preserve"> Figure by the </w:t>
-      </w:r>
-      <w:r>
-        <w:t>task force</w:t>
-      </w:r>
-      <w:r>
-        <w:t xml:space="preserve"> that shows low </w:t>
-      </w:r>
-      <w:r>
-        <w:t>critical,</w:t>
-      </w:r>
-      <w:r>
-        <w:t xml:space="preserve"> high </w:t>
-      </w:r>
-      <w:r>
-        <w:t>critical.</w:t>
+        <w:t xml:space="preserve">Oh! the bank is for GSL. I </w:t>
+      </w:r>
+      <w:proofErr w:type="gramStart"/>
+      <w:r>
+        <w:t>have to</w:t>
+      </w:r>
+      <w:proofErr w:type="gramEnd"/>
+      <w:r>
+        <w:t xml:space="preserve"> keep the cash flow plus keep the customers happy. How is GSL doing? Do we have </w:t>
+      </w:r>
+      <w:proofErr w:type="gramStart"/>
+      <w:r>
+        <w:t>the</w:t>
+      </w:r>
+      <w:proofErr w:type="gramEnd"/>
+      <w:r>
+        <w:t xml:space="preserve"> figure that </w:t>
+      </w:r>
+      <w:proofErr w:type="spellStart"/>
+      <w:proofErr w:type="gramStart"/>
+      <w:r>
+        <w:t>show’s</w:t>
+      </w:r>
+      <w:proofErr w:type="spellEnd"/>
+      <w:proofErr w:type="gramEnd"/>
+      <w:r>
+        <w:t xml:space="preserve"> the levels of GSL and the critical effects? Figure by the task force that shows low critical, high critical.</w:t>
       </w:r>
     </w:p>
     <w:p>
@@ -3069,19 +3322,7 @@
         <w:spacing w:before="240" w:line="276" w:lineRule="auto"/>
       </w:pPr>
       <w:r>
-        <w:t>Bank/E4</w:t>
-      </w:r>
-      <w:r>
-        <w:t>: I’ll send less if</w:t>
-      </w:r>
-      <w:r>
-        <w:t xml:space="preserve"> we are at</w:t>
-      </w:r>
-      <w:r>
-        <w:t xml:space="preserve"> low </w:t>
-      </w:r>
-      <w:r>
-        <w:t>critical.</w:t>
+        <w:t>Bank/E4: I’ll send less if we are at low critical.</w:t>
       </w:r>
     </w:p>
     <w:p>
@@ -3094,22 +3335,7 @@
         <w:spacing w:before="240" w:line="276" w:lineRule="auto"/>
       </w:pPr>
       <w:r>
-        <w:t>P20</w:t>
-      </w:r>
-      <w:r>
-        <w:t xml:space="preserve">: </w:t>
-      </w:r>
-      <w:r>
-        <w:t xml:space="preserve">We are at </w:t>
-      </w:r>
-      <w:r>
-        <w:t>4190</w:t>
-      </w:r>
-      <w:r>
-        <w:t>ft</w:t>
-      </w:r>
-      <w:r>
-        <w:t>, you are in the red zone, the bad zone and almost of the end of the matrix.</w:t>
+        <w:t>P20: We are at 4190ft, you are in the red zone, the bad zone and almost of the end of the matrix.</w:t>
       </w:r>
     </w:p>
     <w:p>
@@ -3122,19 +3348,15 @@
         <w:spacing w:before="240" w:line="276" w:lineRule="auto"/>
       </w:pPr>
       <w:r>
-        <w:t>P21</w:t>
-      </w:r>
-      <w:r>
-        <w:t xml:space="preserve">: </w:t>
-      </w:r>
-      <w:r>
-        <w:t>W</w:t>
-      </w:r>
-      <w:r>
-        <w:t>e are at 4190.3 in today’s</w:t>
-      </w:r>
-      <w:r>
-        <w:t xml:space="preserve"> date.</w:t>
+        <w:t xml:space="preserve">P21: We are at </w:t>
+      </w:r>
+      <w:proofErr w:type="gramStart"/>
+      <w:r>
+        <w:t>4190.3 in today’s date</w:t>
+      </w:r>
+      <w:proofErr w:type="gramEnd"/>
+      <w:r>
+        <w:t>.</w:t>
       </w:r>
     </w:p>
     <w:p>
@@ -3147,10 +3369,7 @@
         <w:spacing w:before="240" w:line="276" w:lineRule="auto"/>
       </w:pPr>
       <w:r>
-        <w:t>P20: W</w:t>
-      </w:r>
-      <w:r>
-        <w:t>hat do you know! It's almost the same. You are in bad straits no matter what.</w:t>
+        <w:t>P20: What do you know! It's almost the same. You are in bad straits no matter what.</w:t>
       </w:r>
     </w:p>
     <w:p>
@@ -3163,37 +3382,7 @@
         <w:spacing w:before="240" w:line="276" w:lineRule="auto"/>
       </w:pPr>
       <w:r>
-        <w:t>E5/Bank</w:t>
-      </w:r>
-      <w:r>
-        <w:t xml:space="preserve">: I invested </w:t>
-      </w:r>
-      <w:r>
-        <w:t>$</w:t>
-      </w:r>
-      <w:r>
-        <w:t>15 mil</w:t>
-      </w:r>
-      <w:r>
-        <w:t>lion</w:t>
-      </w:r>
-      <w:r>
-        <w:t xml:space="preserve"> out of </w:t>
-      </w:r>
-      <w:r>
-        <w:t>$</w:t>
-      </w:r>
-      <w:r>
-        <w:t>50</w:t>
-      </w:r>
-      <w:r>
-        <w:t xml:space="preserve"> million</w:t>
-      </w:r>
-      <w:r>
-        <w:t>. How do I keep the bank running if I keep a similar strategy</w:t>
-      </w:r>
-      <w:r>
-        <w:t>?</w:t>
+        <w:t>E5/Bank: I invested $15 million out of $50 million. How do I keep the bank running if I keep a similar strategy?</w:t>
       </w:r>
     </w:p>
     <w:p>
@@ -3207,13 +3396,7 @@
       </w:pPr>
       <w:r>
         <w:lastRenderedPageBreak/>
-        <w:t>P21</w:t>
-      </w:r>
-      <w:r>
-        <w:t xml:space="preserve">: Federal </w:t>
-      </w:r>
-      <w:r>
-        <w:t>dollars.</w:t>
+        <w:t>P21: Federal dollars.</w:t>
       </w:r>
     </w:p>
     <w:p>
@@ -3226,37 +3409,13 @@
         <w:spacing w:before="240" w:line="276" w:lineRule="auto"/>
       </w:pPr>
       <w:r>
-        <w:t>E5:</w:t>
-      </w:r>
-      <w:r>
-        <w:t xml:space="preserve"> Unless </w:t>
-      </w:r>
-      <w:r>
-        <w:t>it's</w:t>
-      </w:r>
-      <w:r>
-        <w:t xml:space="preserve"> continuous about of </w:t>
-      </w:r>
-      <w:r>
-        <w:t>money,</w:t>
-      </w:r>
-      <w:r>
-        <w:t xml:space="preserve"> how can I keep it past year 3? Can people chip in </w:t>
-      </w:r>
-      <w:r>
-        <w:t>$</w:t>
+        <w:t>E5: Unless it's continuous about of money, how can I keep it past year 3? Can people chip in $</w:t>
       </w:r>
       <w:r>
         <w:t>2</w:t>
       </w:r>
       <w:r>
-        <w:t>0 mil</w:t>
-      </w:r>
-      <w:r>
-        <w:t>lion</w:t>
-      </w:r>
-      <w:r>
-        <w:t xml:space="preserve"> every 3 years? </w:t>
+        <w:t xml:space="preserve">0 million every 3 years? </w:t>
       </w:r>
     </w:p>
     <w:p>
@@ -3291,16 +3450,15 @@
         <w:spacing w:before="240" w:line="276" w:lineRule="auto"/>
       </w:pPr>
       <w:r>
-        <w:t>That's</w:t>
-      </w:r>
-      <w:r>
-        <w:t xml:space="preserve"> a lot of water and </w:t>
-      </w:r>
-      <w:r>
-        <w:t>the lake</w:t>
-      </w:r>
-      <w:r>
-        <w:t xml:space="preserve"> didn’t move a foot!</w:t>
+        <w:t xml:space="preserve">That's a lot of water and the lake didn’t move </w:t>
+      </w:r>
+      <w:proofErr w:type="gramStart"/>
+      <w:r>
+        <w:t>a foot</w:t>
+      </w:r>
+      <w:proofErr w:type="gramEnd"/>
+      <w:r>
+        <w:t>!</w:t>
       </w:r>
     </w:p>
     <w:p>
@@ -3313,10 +3471,7 @@
         <w:spacing w:before="240" w:line="276" w:lineRule="auto"/>
       </w:pPr>
       <w:r>
-        <w:t>P20</w:t>
-      </w:r>
-      <w:r>
-        <w:t>: Now you see the problem!</w:t>
+        <w:t>P20: Now you see the problem!</w:t>
       </w:r>
     </w:p>
     <w:p>
@@ -3329,46 +3484,82 @@
         <w:spacing w:before="240" w:line="276" w:lineRule="auto"/>
       </w:pPr>
       <w:r>
-        <w:t>E5</w:t>
-      </w:r>
-      <w:r>
-        <w:t xml:space="preserve">: </w:t>
-      </w:r>
-      <w:r>
-        <w:t>Now,</w:t>
-      </w:r>
-      <w:r>
-        <w:t xml:space="preserve"> one of the real outcomes is that we </w:t>
-      </w:r>
-      <w:r>
-        <w:t>try,</w:t>
+        <w:t xml:space="preserve">E5: Now, one of the real outcomes is that we try, even though we send water and invest $50 million, it doesn’t move </w:t>
+      </w:r>
+      <w:proofErr w:type="gramStart"/>
+      <w:r>
+        <w:t>a foot</w:t>
+      </w:r>
+      <w:proofErr w:type="gramEnd"/>
+      <w:r>
+        <w:t>!</w:t>
+      </w:r>
+    </w:p>
+    <w:p>
+      <w:pPr>
+        <w:pStyle w:val="ListParagraph"/>
+        <w:numPr>
+          <w:ilvl w:val="0"/>
+          <w:numId w:val="25"/>
+        </w:numPr>
+        <w:spacing w:before="240" w:line="276" w:lineRule="auto"/>
+      </w:pPr>
+      <w:r>
+        <w:t xml:space="preserve">P20: Can we see what would happen if we sent 100% [of banked water]? </w:t>
+      </w:r>
+    </w:p>
+    <w:p>
+      <w:pPr>
+        <w:pStyle w:val="ListParagraph"/>
+        <w:numPr>
+          <w:ilvl w:val="0"/>
+          <w:numId w:val="25"/>
+        </w:numPr>
+      </w:pPr>
+      <w:r>
+        <w:t xml:space="preserve">E5: </w:t>
+      </w:r>
+      <w:r>
+        <w:t>That’s still less than 1 foot.</w:t>
       </w:r>
       <w:r>
         <w:t xml:space="preserve"> </w:t>
       </w:r>
       <w:r>
-        <w:t>even</w:t>
+        <w:t>A billion might get short.</w:t>
+      </w:r>
+    </w:p>
+    <w:p>
+      <w:pPr>
+        <w:pStyle w:val="ListParagraph"/>
+        <w:numPr>
+          <w:ilvl w:val="0"/>
+          <w:numId w:val="25"/>
+        </w:numPr>
+        <w:spacing w:before="240" w:line="276" w:lineRule="auto"/>
+      </w:pPr>
+      <w:r>
+        <w:t xml:space="preserve">P20: </w:t>
+      </w:r>
+      <w:r>
+        <w:t>It would take a lot of money, time, and water.</w:t>
       </w:r>
       <w:r>
         <w:t xml:space="preserve"> </w:t>
       </w:r>
       <w:r>
-        <w:t>though</w:t>
-      </w:r>
-      <w:r>
-        <w:t xml:space="preserve"> we send water and invest </w:t>
-      </w:r>
-      <w:r>
-        <w:t>$5</w:t>
-      </w:r>
-      <w:r>
-        <w:t xml:space="preserve">0 </w:t>
-      </w:r>
-      <w:r>
-        <w:t>million,</w:t>
-      </w:r>
-      <w:r>
-        <w:t xml:space="preserve"> it doesn’t move a foot!</w:t>
+        <w:t>I feel like t</w:t>
+      </w:r>
+      <w:r>
+        <w:t xml:space="preserve">his game doesn’t have a very good </w:t>
+      </w:r>
+      <w:proofErr w:type="gramStart"/>
+      <w:r>
+        <w:t>outcome,</w:t>
+      </w:r>
+      <w:proofErr w:type="gramEnd"/>
+      <w:r>
+        <w:t xml:space="preserve"> it is not spirited. It weighs heavy on us</w:t>
       </w:r>
     </w:p>
     <w:p>
@@ -3381,16 +3572,13 @@
         <w:spacing w:before="240" w:line="276" w:lineRule="auto"/>
       </w:pPr>
       <w:r>
-        <w:t>P20</w:t>
-      </w:r>
-      <w:r>
-        <w:t>: Can we see what would happen if we sent 100%</w:t>
-      </w:r>
-      <w:r>
-        <w:t xml:space="preserve"> [of banked water]</w:t>
-      </w:r>
-      <w:r>
-        <w:t xml:space="preserve">? </w:t>
+        <w:t xml:space="preserve">P21: This </w:t>
+      </w:r>
+      <w:r>
+        <w:t>revelation is</w:t>
+      </w:r>
+      <w:r>
+        <w:t xml:space="preserve"> not new to us P20.</w:t>
       </w:r>
     </w:p>
     <w:p>
@@ -3400,105 +3588,26 @@
           <w:ilvl w:val="0"/>
           <w:numId w:val="25"/>
         </w:numPr>
-      </w:pPr>
-      <w:r>
-        <w:t>E5</w:t>
-      </w:r>
-      <w:r>
-        <w:t xml:space="preserve">: </w:t>
-      </w:r>
-      <w:r>
-        <w:t>That’s still less than 1 foot.</w:t>
-      </w:r>
+        <w:spacing w:before="240" w:line="276" w:lineRule="auto"/>
+      </w:pPr>
+      <w:r>
+        <w:t xml:space="preserve">P20: It illustrates the point better than us saying it </w:t>
+      </w:r>
+      <w:proofErr w:type="gramStart"/>
+      <w:r>
+        <w:t>over and over</w:t>
+      </w:r>
+      <w:proofErr w:type="gramEnd"/>
       <w:r>
         <w:t xml:space="preserve"> </w:t>
       </w:r>
-      <w:r>
-        <w:t>A billion might get short.</w:t>
-      </w:r>
-    </w:p>
-    <w:p>
-      <w:pPr>
-        <w:pStyle w:val="ListParagraph"/>
-        <w:numPr>
-          <w:ilvl w:val="0"/>
-          <w:numId w:val="25"/>
-        </w:numPr>
-        <w:spacing w:before="240" w:line="276" w:lineRule="auto"/>
-      </w:pPr>
-      <w:r>
-        <w:t>P20</w:t>
-      </w:r>
-      <w:r>
-        <w:t xml:space="preserve">: </w:t>
-      </w:r>
-      <w:r>
-        <w:t>It would take a lot of money, time, and water.</w:t>
-      </w:r>
-      <w:r>
-        <w:t xml:space="preserve"> </w:t>
-      </w:r>
-      <w:r>
-        <w:t>I feel like t</w:t>
-      </w:r>
-      <w:r>
-        <w:t>his game doesn’t have a very good outcome, it is not spirited. It weighs heavy on us</w:t>
-      </w:r>
-    </w:p>
-    <w:p>
-      <w:pPr>
-        <w:pStyle w:val="ListParagraph"/>
-        <w:numPr>
-          <w:ilvl w:val="0"/>
-          <w:numId w:val="25"/>
-        </w:numPr>
-        <w:spacing w:before="240" w:line="276" w:lineRule="auto"/>
-      </w:pPr>
-      <w:r>
-        <w:t>P21</w:t>
-      </w:r>
-      <w:r>
-        <w:t xml:space="preserve">: </w:t>
-      </w:r>
-      <w:r>
-        <w:t>This</w:t>
-      </w:r>
-      <w:r>
-        <w:t xml:space="preserve"> </w:t>
-      </w:r>
-      <w:r>
-        <w:t>revelation is</w:t>
-      </w:r>
-      <w:r>
-        <w:t xml:space="preserve"> not new to us </w:t>
-      </w:r>
-      <w:r>
-        <w:t>P20.</w:t>
-      </w:r>
-    </w:p>
-    <w:p>
-      <w:pPr>
-        <w:pStyle w:val="ListParagraph"/>
-        <w:numPr>
-          <w:ilvl w:val="0"/>
-          <w:numId w:val="25"/>
-        </w:numPr>
-        <w:spacing w:before="240" w:line="276" w:lineRule="auto"/>
-      </w:pPr>
-      <w:r>
-        <w:t>P20:</w:t>
-      </w:r>
-      <w:r>
-        <w:t xml:space="preserve"> It </w:t>
-      </w:r>
-      <w:r>
-        <w:t>illustrates</w:t>
-      </w:r>
-      <w:r>
-        <w:t xml:space="preserve"> the point better than us saying it over and over </w:t>
-      </w:r>
-      <w:r>
-        <w:t>agian.</w:t>
+      <w:proofErr w:type="spellStart"/>
+      <w:r>
+        <w:t>agian</w:t>
+      </w:r>
+      <w:proofErr w:type="spellEnd"/>
+      <w:r>
+        <w:t>.</w:t>
       </w:r>
     </w:p>
     <w:p>
@@ -3524,10 +3633,7 @@
         <w:spacing w:before="240" w:line="276" w:lineRule="auto"/>
       </w:pPr>
       <w:r>
-        <w:t>E5/Bank</w:t>
-      </w:r>
-      <w:r>
-        <w:t>: I want to send 40%. I was hoping to sell.</w:t>
+        <w:t>E5/Bank: I want to send 40%. I was hoping to sell.</w:t>
       </w:r>
     </w:p>
     <w:p>
@@ -3540,7 +3646,25 @@
         <w:spacing w:before="240" w:line="276" w:lineRule="auto"/>
       </w:pPr>
       <w:r>
-        <w:t>Trip: Lets go to next year, lets see if we can do better.</w:t>
+        <w:t xml:space="preserve">Trip: </w:t>
+      </w:r>
+      <w:proofErr w:type="gramStart"/>
+      <w:r>
+        <w:t>Lets</w:t>
+      </w:r>
+      <w:proofErr w:type="gramEnd"/>
+      <w:r>
+        <w:t xml:space="preserve"> go to next year, </w:t>
+      </w:r>
+      <w:proofErr w:type="spellStart"/>
+      <w:proofErr w:type="gramStart"/>
+      <w:r>
+        <w:t>lets</w:t>
+      </w:r>
+      <w:proofErr w:type="spellEnd"/>
+      <w:proofErr w:type="gramEnd"/>
+      <w:r>
+        <w:t xml:space="preserve"> see if we can do better.</w:t>
       </w:r>
     </w:p>
     <w:p>
@@ -3602,21 +3726,35 @@
         <w:rPr>
           <w:rFonts w:cstheme="minorHAnsi"/>
         </w:rPr>
-        <w:t xml:space="preserve"> Bank decided to send 40% the water to GSL.</w:t>
-      </w:r>
-    </w:p>
-    <w:p>
-      <w:pPr>
-        <w:spacing w:before="240" w:line="276" w:lineRule="auto"/>
+        <w:t xml:space="preserve"> Bank decided to send 40% </w:t>
+      </w:r>
+      <w:proofErr w:type="gramStart"/>
+      <w:r>
         <w:rPr>
           <w:rFonts w:cstheme="minorHAnsi"/>
-          <w:b/>
-          <w:bCs/>
-        </w:rPr>
-      </w:pPr>
+        </w:rPr>
+        <w:t>the</w:t>
+      </w:r>
+      <w:proofErr w:type="gramEnd"/>
       <w:r>
         <w:rPr>
           <w:rFonts w:cstheme="minorHAnsi"/>
+        </w:rPr>
+        <w:t xml:space="preserve"> water to GSL.</w:t>
+      </w:r>
+    </w:p>
+    <w:p>
+      <w:pPr>
+        <w:spacing w:before="240" w:line="276" w:lineRule="auto"/>
+        <w:rPr>
+          <w:rFonts w:cstheme="minorHAnsi"/>
+          <w:b/>
+          <w:bCs/>
+        </w:rPr>
+      </w:pPr>
+      <w:r>
+        <w:rPr>
+          <w:rFonts w:cstheme="minorHAnsi"/>
           <w:b/>
           <w:bCs/>
           <w:color w:val="0000FF"/>
@@ -3695,8 +3833,16 @@
         <w:rPr>
           <w:color w:val="0000FF"/>
         </w:rPr>
-        <w:t>Natural Flow: 1.45 maf</w:t>
-      </w:r>
+        <w:t xml:space="preserve">Natural Flow: 1.45 </w:t>
+      </w:r>
+      <w:proofErr w:type="spellStart"/>
+      <w:r>
+        <w:rPr>
+          <w:color w:val="0000FF"/>
+        </w:rPr>
+        <w:t>maf</w:t>
+      </w:r>
+      <w:proofErr w:type="spellEnd"/>
       <w:r>
         <w:tab/>
       </w:r>
@@ -3769,8 +3915,13 @@
         </w:numPr>
         <w:spacing w:before="240" w:line="276" w:lineRule="auto"/>
       </w:pPr>
-      <w:r>
-        <w:t>So there is not a fixed budget, I could have $50 million again this year.</w:t>
+      <w:proofErr w:type="gramStart"/>
+      <w:r>
+        <w:t>So</w:t>
+      </w:r>
+      <w:proofErr w:type="gramEnd"/>
+      <w:r>
+        <w:t xml:space="preserve"> there is not a fixed budget, I could have $50 million again this year.</w:t>
       </w:r>
     </w:p>
     <w:p>
@@ -3880,7 +4031,17 @@
         <w:spacing w:before="240" w:line="276" w:lineRule="auto"/>
       </w:pPr>
       <w:r>
-        <w:t xml:space="preserve">Bank: Its a drier year, I see a lower price, </w:t>
+        <w:t xml:space="preserve">Bank: </w:t>
+      </w:r>
+      <w:proofErr w:type="spellStart"/>
+      <w:proofErr w:type="gramStart"/>
+      <w:r>
+        <w:t>Its</w:t>
+      </w:r>
+      <w:proofErr w:type="spellEnd"/>
+      <w:proofErr w:type="gramEnd"/>
+      <w:r>
+        <w:t xml:space="preserve"> a drier year, I see a lower price, </w:t>
       </w:r>
       <w:r>
         <w:t>that's</w:t>
@@ -3902,10 +4063,7 @@
         <w:t>P20:</w:t>
       </w:r>
       <w:r>
-        <w:t xml:space="preserve"> </w:t>
-      </w:r>
-      <w:r>
-        <w:t xml:space="preserve">I took a lot from the bank last year. </w:t>
+        <w:t xml:space="preserve"> I took a lot from the bank last year. </w:t>
       </w:r>
       <w:r>
         <w:t>I took a lower price, because I didn’t want to ru</w:t>
@@ -3982,7 +4140,15 @@
         <w:t>equivalent</w:t>
       </w:r>
       <w:r>
-        <w:t xml:space="preserve"> from a patch of land so it simplifies things for the </w:t>
+        <w:t xml:space="preserve"> from a patch of </w:t>
+      </w:r>
+      <w:proofErr w:type="gramStart"/>
+      <w:r>
+        <w:t>land</w:t>
+      </w:r>
+      <w:proofErr w:type="gramEnd"/>
+      <w:r>
+        <w:t xml:space="preserve"> so it simplifies things for the </w:t>
       </w:r>
       <w:r>
         <w:t>producers</w:t>
@@ -4000,249 +4166,233 @@
         <w:t>as in</w:t>
       </w:r>
       <w:r>
-        <w:t xml:space="preserve"> a </w:t>
-      </w:r>
-      <w:r>
-        <w:t>high-water</w:t>
+        <w:t xml:space="preserve"> a high-water </w:t>
+      </w:r>
+      <w:r>
+        <w:t>year,</w:t>
+      </w:r>
+      <w:r>
+        <w:t xml:space="preserve"> but the farmer benefits a lot more because the state </w:t>
+      </w:r>
+      <w:r>
+        <w:t>isn't</w:t>
       </w:r>
       <w:r>
         <w:t xml:space="preserve"> </w:t>
       </w:r>
       <w:r>
+        <w:t xml:space="preserve">getting that much water because of the depletion.... </w:t>
+      </w:r>
+      <w:r>
+        <w:t>So,</w:t>
+      </w:r>
+      <w:r>
+        <w:t xml:space="preserve"> the cost of the water remains the same despite the hydrology</w:t>
+      </w:r>
+      <w:r>
+        <w:t>.</w:t>
+      </w:r>
+    </w:p>
+    <w:p>
+      <w:pPr>
+        <w:pStyle w:val="ListParagraph"/>
+        <w:numPr>
+          <w:ilvl w:val="0"/>
+          <w:numId w:val="25"/>
+        </w:numPr>
+      </w:pPr>
+      <w:r>
+        <w:t>P20: the bank is getting less of a deal</w:t>
+      </w:r>
+    </w:p>
+    <w:p>
+      <w:pPr>
+        <w:pStyle w:val="ListParagraph"/>
+        <w:numPr>
+          <w:ilvl w:val="0"/>
+          <w:numId w:val="25"/>
+        </w:numPr>
+      </w:pPr>
+      <w:r>
+        <w:t>P21: In dry years the bank is paying the same but getting less water. It’s paper water vs wet water type of issue.</w:t>
+      </w:r>
+    </w:p>
+    <w:p>
+      <w:pPr>
+        <w:spacing w:before="240" w:line="276" w:lineRule="auto"/>
+        <w:rPr>
+          <w:rFonts w:cstheme="minorHAnsi"/>
+          <w:b/>
+          <w:bCs/>
+        </w:rPr>
+      </w:pPr>
+      <w:r>
+        <w:rPr>
+          <w:rFonts w:cstheme="minorHAnsi"/>
+          <w:b/>
+          <w:bCs/>
+        </w:rPr>
+        <w:t>Lower ID</w:t>
+      </w:r>
+      <w:r>
+        <w:rPr>
+          <w:rFonts w:cstheme="minorHAnsi"/>
+          <w:b/>
+          <w:bCs/>
+        </w:rPr>
+        <w:t xml:space="preserve"> (P20)</w:t>
+      </w:r>
+    </w:p>
+    <w:p>
+      <w:pPr>
+        <w:pStyle w:val="ListParagraph"/>
+        <w:numPr>
+          <w:ilvl w:val="0"/>
+          <w:numId w:val="25"/>
+        </w:numPr>
+        <w:spacing w:before="240" w:line="276" w:lineRule="auto"/>
+      </w:pPr>
+      <w:r>
+        <w:t>I am going to use it all. I will not send any to the bank or conserve any.</w:t>
+      </w:r>
+    </w:p>
+    <w:p>
+      <w:pPr>
+        <w:pStyle w:val="ListParagraph"/>
+        <w:numPr>
+          <w:ilvl w:val="0"/>
+          <w:numId w:val="25"/>
+        </w:numPr>
+        <w:spacing w:before="240" w:line="276" w:lineRule="auto"/>
+      </w:pPr>
+      <w:r>
+        <w:t xml:space="preserve">Because I am getting worried that there </w:t>
+      </w:r>
+      <w:proofErr w:type="gramStart"/>
+      <w:r>
+        <w:t>will going to</w:t>
+      </w:r>
+      <w:proofErr w:type="gramEnd"/>
+      <w:r>
+        <w:t xml:space="preserve"> be more dry years ahead. This is a dry </w:t>
+      </w:r>
+      <w:proofErr w:type="gramStart"/>
+      <w:r>
         <w:t>year,</w:t>
       </w:r>
-      <w:r>
-        <w:t xml:space="preserve"> but the farmer benefits a lot more because the state </w:t>
-      </w:r>
-      <w:r>
-        <w:t>isn't</w:t>
+      <w:proofErr w:type="gramEnd"/>
+      <w:r>
+        <w:t xml:space="preserve"> I want to get as much this year because I don’t know if I will get anything this year.</w:t>
+      </w:r>
+    </w:p>
+    <w:p>
+      <w:pPr>
+        <w:pStyle w:val="ListParagraph"/>
+        <w:numPr>
+          <w:ilvl w:val="0"/>
+          <w:numId w:val="25"/>
+        </w:numPr>
+        <w:spacing w:before="240" w:line="276" w:lineRule="auto"/>
+      </w:pPr>
+      <w:r>
+        <w:t xml:space="preserve">I keep the same conserved amount </w:t>
+      </w:r>
+      <w:r>
+        <w:t xml:space="preserve">[from last year] </w:t>
+      </w:r>
+      <w:r>
+        <w:t>in Bear Lake.</w:t>
+      </w:r>
+    </w:p>
+    <w:p>
+      <w:pPr>
+        <w:spacing w:before="240" w:line="276" w:lineRule="auto"/>
+        <w:rPr>
+          <w:rFonts w:cstheme="minorHAnsi"/>
+          <w:b/>
+          <w:bCs/>
+        </w:rPr>
+      </w:pPr>
+      <w:r>
+        <w:rPr>
+          <w:rFonts w:cstheme="minorHAnsi"/>
+          <w:b/>
+          <w:bCs/>
+        </w:rPr>
+        <w:t xml:space="preserve">Cache Valley </w:t>
+      </w:r>
+      <w:r>
+        <w:rPr>
+          <w:rFonts w:cstheme="minorHAnsi"/>
+          <w:b/>
+          <w:bCs/>
+        </w:rPr>
+        <w:t>–</w:t>
+      </w:r>
+      <w:r>
+        <w:rPr>
+          <w:rFonts w:cstheme="minorHAnsi"/>
+          <w:b/>
+          <w:bCs/>
+        </w:rPr>
+        <w:t xml:space="preserve"> UT</w:t>
+      </w:r>
+      <w:r>
+        <w:rPr>
+          <w:rFonts w:cstheme="minorHAnsi"/>
+          <w:b/>
+          <w:bCs/>
+        </w:rPr>
+        <w:t xml:space="preserve"> (P22)</w:t>
+      </w:r>
+      <w:r>
+        <w:rPr>
+          <w:rFonts w:cstheme="minorHAnsi"/>
+          <w:b/>
+          <w:bCs/>
+        </w:rPr>
+        <w:t>:</w:t>
+      </w:r>
+    </w:p>
+    <w:p>
+      <w:pPr>
+        <w:pStyle w:val="ListParagraph"/>
+        <w:numPr>
+          <w:ilvl w:val="0"/>
+          <w:numId w:val="25"/>
+        </w:numPr>
+        <w:spacing w:before="240" w:line="276" w:lineRule="auto"/>
+      </w:pPr>
+      <w:r>
+        <w:t xml:space="preserve">I am </w:t>
+      </w:r>
+      <w:r>
+        <w:t>consuming</w:t>
+      </w:r>
+      <w:r>
+        <w:t xml:space="preserve"> 85%, and I am willing to sell 80% of that (15%), </w:t>
+      </w:r>
+      <w:proofErr w:type="spellStart"/>
+      <w:proofErr w:type="gramStart"/>
+      <w:r>
+        <w:t>its</w:t>
+      </w:r>
+      <w:proofErr w:type="spellEnd"/>
+      <w:proofErr w:type="gramEnd"/>
+      <w:r>
+        <w:t xml:space="preserve"> a dry year.</w:t>
       </w:r>
       <w:r>
         <w:t xml:space="preserve"> </w:t>
       </w:r>
       <w:r>
-        <w:t xml:space="preserve">getting that much water </w:t>
-      </w:r>
-      <w:r>
-        <w:t>because of</w:t>
-      </w:r>
-      <w:r>
-        <w:t xml:space="preserve"> the depletion.... </w:t>
-      </w:r>
-      <w:r>
-        <w:t>So,</w:t>
-      </w:r>
-      <w:r>
-        <w:t xml:space="preserve"> the cost of the water remains the same despite the hydrology</w:t>
-      </w:r>
-      <w:r>
-        <w:t>.</w:t>
-      </w:r>
-    </w:p>
-    <w:p>
-      <w:pPr>
-        <w:pStyle w:val="ListParagraph"/>
-        <w:numPr>
-          <w:ilvl w:val="0"/>
-          <w:numId w:val="25"/>
-        </w:numPr>
-      </w:pPr>
-      <w:r>
-        <w:t>P20</w:t>
-      </w:r>
-      <w:r>
-        <w:t>: the bank is getting less of a deal</w:t>
-      </w:r>
-    </w:p>
-    <w:p>
-      <w:pPr>
-        <w:pStyle w:val="ListParagraph"/>
-        <w:numPr>
-          <w:ilvl w:val="0"/>
-          <w:numId w:val="25"/>
-        </w:numPr>
-      </w:pPr>
-      <w:r>
-        <w:t>P21</w:t>
-      </w:r>
-      <w:r>
-        <w:t>: In dry years the bank is paying the same but getting less water. It’s paper water vs wet water type of issue.</w:t>
-      </w:r>
-    </w:p>
-    <w:p>
-      <w:pPr>
-        <w:spacing w:before="240" w:line="276" w:lineRule="auto"/>
-        <w:rPr>
-          <w:rFonts w:cstheme="minorHAnsi"/>
-          <w:b/>
-          <w:bCs/>
-        </w:rPr>
-      </w:pPr>
-      <w:r>
-        <w:rPr>
-          <w:rFonts w:cstheme="minorHAnsi"/>
-          <w:b/>
-          <w:bCs/>
-        </w:rPr>
-        <w:t>Lower ID</w:t>
-      </w:r>
-      <w:r>
-        <w:rPr>
-          <w:rFonts w:cstheme="minorHAnsi"/>
-          <w:b/>
-          <w:bCs/>
-        </w:rPr>
-        <w:t xml:space="preserve"> (P20)</w:t>
-      </w:r>
-    </w:p>
-    <w:p>
-      <w:pPr>
-        <w:pStyle w:val="ListParagraph"/>
-        <w:numPr>
-          <w:ilvl w:val="0"/>
-          <w:numId w:val="25"/>
-        </w:numPr>
-        <w:spacing w:before="240" w:line="276" w:lineRule="auto"/>
-      </w:pPr>
-      <w:r>
-        <w:t>I am going to use it all. I will not send any to the bank or conserve any.</w:t>
-      </w:r>
-    </w:p>
-    <w:p>
-      <w:pPr>
-        <w:pStyle w:val="ListParagraph"/>
-        <w:numPr>
-          <w:ilvl w:val="0"/>
-          <w:numId w:val="25"/>
-        </w:numPr>
-        <w:spacing w:before="240" w:line="276" w:lineRule="auto"/>
-      </w:pPr>
-      <w:r>
-        <w:t>Because I am getting worried that there will going to be more dry years ahead. This is a dry year, I want to get as much this year because I don’t know if I will get anything this year.</w:t>
-      </w:r>
-    </w:p>
-    <w:p>
-      <w:pPr>
-        <w:pStyle w:val="ListParagraph"/>
-        <w:numPr>
-          <w:ilvl w:val="0"/>
-          <w:numId w:val="25"/>
-        </w:numPr>
-        <w:spacing w:before="240" w:line="276" w:lineRule="auto"/>
-      </w:pPr>
-      <w:r>
-        <w:t xml:space="preserve">I keep the same conserved amount </w:t>
-      </w:r>
-      <w:r>
-        <w:t xml:space="preserve">[from last year] </w:t>
-      </w:r>
-      <w:r>
-        <w:t>in Bear Lake.</w:t>
-      </w:r>
-    </w:p>
-    <w:p>
-      <w:pPr>
-        <w:spacing w:before="240" w:line="276" w:lineRule="auto"/>
-        <w:rPr>
-          <w:rFonts w:cstheme="minorHAnsi"/>
-          <w:b/>
-          <w:bCs/>
-        </w:rPr>
-      </w:pPr>
-      <w:r>
-        <w:rPr>
-          <w:rFonts w:cstheme="minorHAnsi"/>
-          <w:b/>
-          <w:bCs/>
-        </w:rPr>
-        <w:t xml:space="preserve">Cache Valley </w:t>
-      </w:r>
-      <w:r>
-        <w:rPr>
-          <w:rFonts w:cstheme="minorHAnsi"/>
-          <w:b/>
-          <w:bCs/>
-        </w:rPr>
-        <w:t>–</w:t>
-      </w:r>
-      <w:r>
-        <w:rPr>
-          <w:rFonts w:cstheme="minorHAnsi"/>
-          <w:b/>
-          <w:bCs/>
-        </w:rPr>
-        <w:t xml:space="preserve"> UT</w:t>
-      </w:r>
-      <w:r>
-        <w:rPr>
-          <w:rFonts w:cstheme="minorHAnsi"/>
-          <w:b/>
-          <w:bCs/>
-        </w:rPr>
-        <w:t xml:space="preserve"> (P22)</w:t>
-      </w:r>
-      <w:r>
-        <w:rPr>
-          <w:rFonts w:cstheme="minorHAnsi"/>
-          <w:b/>
-          <w:bCs/>
-        </w:rPr>
-        <w:t>:</w:t>
-      </w:r>
-    </w:p>
-    <w:p>
-      <w:pPr>
-        <w:pStyle w:val="ListParagraph"/>
-        <w:numPr>
-          <w:ilvl w:val="0"/>
-          <w:numId w:val="25"/>
-        </w:numPr>
-        <w:spacing w:before="240" w:line="276" w:lineRule="auto"/>
-      </w:pPr>
-      <w:r>
-        <w:t xml:space="preserve">I am </w:t>
-      </w:r>
-      <w:r>
-        <w:t>consuming</w:t>
-      </w:r>
-      <w:r>
-        <w:t xml:space="preserve"> 85%, and I am willing to sell 80% of that (15%), its a dry year.</w:t>
-      </w:r>
-      <w:r>
-        <w:t xml:space="preserve"> </w:t>
-      </w:r>
-      <w:r>
-        <w:t xml:space="preserve">I still </w:t>
-      </w:r>
-      <w:r>
-        <w:t>want</w:t>
-      </w:r>
-      <w:r>
-        <w:t xml:space="preserve"> to keep </w:t>
-      </w:r>
-      <w:r>
-        <w:t>storage</w:t>
-      </w:r>
-      <w:r>
-        <w:t xml:space="preserve"> because </w:t>
-      </w:r>
-      <w:r>
-        <w:t>financially</w:t>
-      </w:r>
-      <w:r>
-        <w:t xml:space="preserve"> it </w:t>
+        <w:t xml:space="preserve">I still want to keep storage because financially it </w:t>
       </w:r>
       <w:r>
         <w:t>wouldn't</w:t>
       </w:r>
       <w:r>
-        <w:t xml:space="preserve"> make sense for that </w:t>
-      </w:r>
-      <w:r>
-        <w:t>and I</w:t>
-      </w:r>
-      <w:r>
-        <w:t xml:space="preserve"> am </w:t>
+        <w:t xml:space="preserve"> make sense for that and I am </w:t>
       </w:r>
       <w:r>
         <w:t>concerned</w:t>
@@ -4269,65 +4419,69 @@
         <w:t xml:space="preserve">P20/Upper WY </w:t>
       </w:r>
       <w:r>
-        <w:t>got</w:t>
+        <w:t xml:space="preserve">got </w:t>
+      </w:r>
+      <w:r>
+        <w:t>$</w:t>
+      </w:r>
+      <w:r>
+        <w:t xml:space="preserve">350 and this year </w:t>
+      </w:r>
+      <w:r>
+        <w:t>they</w:t>
+      </w:r>
+      <w:r>
+        <w:t xml:space="preserve"> got </w:t>
+      </w:r>
+      <w:r>
+        <w:t>$</w:t>
+      </w:r>
+      <w:proofErr w:type="gramStart"/>
+      <w:r>
+        <w:t>300 .</w:t>
+      </w:r>
+      <w:proofErr w:type="gramEnd"/>
+      <w:r>
+        <w:t xml:space="preserve"> I only heard from the lower ID people so this year I want </w:t>
+      </w:r>
+      <w:r>
+        <w:t>$</w:t>
+      </w:r>
+      <w:r>
+        <w:t>300.</w:t>
+      </w:r>
+    </w:p>
+    <w:p>
+      <w:pPr>
+        <w:pStyle w:val="ListParagraph"/>
+        <w:numPr>
+          <w:ilvl w:val="0"/>
+          <w:numId w:val="25"/>
+        </w:numPr>
+        <w:spacing w:before="240" w:line="276" w:lineRule="auto"/>
+      </w:pPr>
+      <w:r>
+        <w:t>Bank: $300 per acre-foot</w:t>
+      </w:r>
+      <w:r>
+        <w:t xml:space="preserve"> for</w:t>
+      </w:r>
+      <w:r>
+        <w:t xml:space="preserve"> Cache Valley</w:t>
+      </w:r>
+      <w:r>
+        <w:t>?</w:t>
       </w:r>
       <w:r>
         <w:t xml:space="preserve"> </w:t>
       </w:r>
-      <w:r>
-        <w:t>$</w:t>
-      </w:r>
-      <w:r>
-        <w:t xml:space="preserve">350 and this year </w:t>
-      </w:r>
-      <w:r>
-        <w:t>they</w:t>
-      </w:r>
-      <w:r>
-        <w:t xml:space="preserve"> got </w:t>
-      </w:r>
-      <w:r>
-        <w:t>$</w:t>
-      </w:r>
-      <w:r>
-        <w:t xml:space="preserve">300 . I only heard from the lower ID people so this </w:t>
-      </w:r>
-      <w:r>
-        <w:t>year I</w:t>
-      </w:r>
-      <w:r>
-        <w:t xml:space="preserve"> want </w:t>
-      </w:r>
-      <w:r>
-        <w:t>$</w:t>
-      </w:r>
-      <w:r>
-        <w:t>300.</w:t>
-      </w:r>
-    </w:p>
-    <w:p>
-      <w:pPr>
-        <w:pStyle w:val="ListParagraph"/>
-        <w:numPr>
-          <w:ilvl w:val="0"/>
-          <w:numId w:val="25"/>
-        </w:numPr>
-        <w:spacing w:before="240" w:line="276" w:lineRule="auto"/>
-      </w:pPr>
-      <w:r>
-        <w:t>Bank: $300 per acre-foot</w:t>
-      </w:r>
-      <w:r>
-        <w:t xml:space="preserve"> for</w:t>
-      </w:r>
-      <w:r>
-        <w:t xml:space="preserve"> Cache Valley</w:t>
-      </w:r>
-      <w:r>
-        <w:t>?</w:t>
-      </w:r>
-      <w:r>
-        <w:t xml:space="preserve"> it’s a dry year, how about $280 per acre-feet.</w:t>
+      <w:proofErr w:type="gramStart"/>
+      <w:r>
+        <w:t>it’s</w:t>
+      </w:r>
+      <w:proofErr w:type="gramEnd"/>
+      <w:r>
+        <w:t xml:space="preserve"> a dry year, how about $280 per acre-feet.</w:t>
       </w:r>
     </w:p>
     <w:p>
@@ -4418,7 +4572,15 @@
         <w:t>Bank</w:t>
       </w:r>
       <w:r>
-        <w:t>, before you make a decision on Cache Valley water, I’m [Lower UT] willing to do $220 per acre-feet.</w:t>
+        <w:t xml:space="preserve">, before you </w:t>
+      </w:r>
+      <w:proofErr w:type="gramStart"/>
+      <w:r>
+        <w:t>make a decision</w:t>
+      </w:r>
+      <w:proofErr w:type="gramEnd"/>
+      <w:r>
+        <w:t xml:space="preserve"> on Cache Valley water, I’m [Lower UT] willing to do $220 per acre-feet.</w:t>
       </w:r>
     </w:p>
     <w:p>
@@ -4434,10 +4596,7 @@
         <w:t xml:space="preserve">Bank: </w:t>
       </w:r>
       <w:r>
-        <w:t>I’m</w:t>
-      </w:r>
-      <w:r>
-        <w:t xml:space="preserve"> worried about the future of this bank not getting any income. </w:t>
+        <w:t xml:space="preserve">I’m worried about the future of this bank not getting any income. </w:t>
       </w:r>
       <w:r>
         <w:t>I'm</w:t>
@@ -4493,8 +4652,13 @@
         <w:spacing w:before="240" w:line="276" w:lineRule="auto"/>
       </w:pPr>
       <w:r>
-        <w:t>I just tied</w:t>
-      </w:r>
+        <w:t xml:space="preserve">I just </w:t>
+      </w:r>
+      <w:proofErr w:type="gramStart"/>
+      <w:r>
+        <w:t>tied</w:t>
+      </w:r>
+      <w:proofErr w:type="gramEnd"/>
       <w:r>
         <w:t xml:space="preserve"> to</w:t>
       </w:r>
@@ -4517,7 +4681,15 @@
         <w:t>use and</w:t>
       </w:r>
       <w:r>
-        <w:t xml:space="preserve"> then make a decision on the remaining water.</w:t>
+        <w:t xml:space="preserve"> then </w:t>
+      </w:r>
+      <w:proofErr w:type="gramStart"/>
+      <w:r>
+        <w:t>make a decision</w:t>
+      </w:r>
+      <w:proofErr w:type="gramEnd"/>
+      <w:r>
+        <w:t xml:space="preserve"> on the remaining water.</w:t>
       </w:r>
     </w:p>
     <w:p>
@@ -4529,8 +4701,13 @@
         </w:numPr>
         <w:spacing w:before="240" w:line="276" w:lineRule="auto"/>
       </w:pPr>
-      <w:r>
-        <w:t xml:space="preserve">Since, </w:t>
+      <w:proofErr w:type="gramStart"/>
+      <w:r>
+        <w:t>Since,</w:t>
+      </w:r>
+      <w:proofErr w:type="gramEnd"/>
+      <w:r>
+        <w:t xml:space="preserve"> </w:t>
       </w:r>
       <w:r>
         <w:t xml:space="preserve">I had stored 70,000 acre-feet last year, </w:t>
@@ -4556,7 +4733,15 @@
       </w:pPr>
       <w:r>
         <w:lastRenderedPageBreak/>
-        <w:t>Offering $225, I forget what I offered last year, I offered, but the bank said no.</w:t>
+        <w:t xml:space="preserve">Offering $225, I </w:t>
+      </w:r>
+      <w:proofErr w:type="gramStart"/>
+      <w:r>
+        <w:t>forget</w:t>
+      </w:r>
+      <w:proofErr w:type="gramEnd"/>
+      <w:r>
+        <w:t xml:space="preserve"> what I offered last year, I offered, but the bank said no.</w:t>
       </w:r>
     </w:p>
     <w:p>
@@ -4641,7 +4826,15 @@
         <w:t xml:space="preserve">. </w:t>
       </w:r>
       <w:r>
-        <w:t>We’re doing better now, water stored in Bear Lake, can help the lake more now.</w:t>
+        <w:t xml:space="preserve">We’re doing better now, water stored in Bear </w:t>
+      </w:r>
+      <w:proofErr w:type="gramStart"/>
+      <w:r>
+        <w:t>Lake,</w:t>
+      </w:r>
+      <w:proofErr w:type="gramEnd"/>
+      <w:r>
+        <w:t xml:space="preserve"> can help the lake more now.</w:t>
       </w:r>
     </w:p>
     <w:p>
@@ -4696,7 +4889,15 @@
         <w:spacing w:before="240" w:line="276" w:lineRule="auto"/>
       </w:pPr>
       <w:r>
-        <w:t>Bank: if I accept, we will finish the exercise earlier. For any duration, I can see how much water is left in the account. I am not buying, I am running out of money.</w:t>
+        <w:t xml:space="preserve">Bank: if I accept, we will finish the exercise earlier. For any duration, I can see how much water is left in the account. I am not </w:t>
+      </w:r>
+      <w:proofErr w:type="gramStart"/>
+      <w:r>
+        <w:t>buying,</w:t>
+      </w:r>
+      <w:proofErr w:type="gramEnd"/>
+      <w:r>
+        <w:t xml:space="preserve"> I am running out of money.</w:t>
       </w:r>
     </w:p>
     <w:p>
@@ -4709,7 +4910,33 @@
         <w:spacing w:before="240" w:line="276" w:lineRule="auto"/>
       </w:pPr>
       <w:r>
-        <w:t>Bank: I have conflicting thoughts here. I am running out of money. If I continue this approach, but its a dry year, I need to send water to the GSL. How much water do I have so far? How much acre-feet? If I buy, if I don’t buy, how much water do I buy? But I also have 35,000 acre-feet from last year (in GSL)</w:t>
+        <w:t xml:space="preserve">Bank: I have conflicting thoughts here. I am running out of money. If I continue this approach, but </w:t>
+      </w:r>
+      <w:proofErr w:type="spellStart"/>
+      <w:proofErr w:type="gramStart"/>
+      <w:r>
+        <w:t>its</w:t>
+      </w:r>
+      <w:proofErr w:type="spellEnd"/>
+      <w:proofErr w:type="gramEnd"/>
+      <w:r>
+        <w:t xml:space="preserve"> a dry year, I need to send water to </w:t>
+      </w:r>
+      <w:proofErr w:type="gramStart"/>
+      <w:r>
+        <w:t>the GSL</w:t>
+      </w:r>
+      <w:proofErr w:type="gramEnd"/>
+      <w:r>
+        <w:t xml:space="preserve">. How much water do I have so far? How </w:t>
+      </w:r>
+      <w:proofErr w:type="gramStart"/>
+      <w:r>
+        <w:t>much</w:t>
+      </w:r>
+      <w:proofErr w:type="gramEnd"/>
+      <w:r>
+        <w:t xml:space="preserve"> acre-feet? If I buy, if I don’t buy, how much water do I buy? But I also have 35,000 acre-feet from last year (in GSL)</w:t>
       </w:r>
     </w:p>
     <w:p>
@@ -4725,13 +4952,29 @@
         <w:t>P21</w:t>
       </w:r>
       <w:r>
-        <w:t>: Need 800,000 acre-feet to 1 million acre-feet to get to a good GSL level over a 10 year period</w:t>
-      </w:r>
-      <w:r>
-        <w:t xml:space="preserve"> - </w:t>
-      </w:r>
-      <w:r>
-        <w:t xml:space="preserve"> At least to 2034</w:t>
+        <w:t xml:space="preserve">: Need 800,000 acre-feet to 1 million acre-feet to get to a good GSL level over a </w:t>
+      </w:r>
+      <w:proofErr w:type="gramStart"/>
+      <w:r>
+        <w:t>10 year</w:t>
+      </w:r>
+      <w:proofErr w:type="gramEnd"/>
+      <w:r>
+        <w:t xml:space="preserve"> period</w:t>
+      </w:r>
+      <w:r>
+        <w:t xml:space="preserve"> </w:t>
+      </w:r>
+      <w:proofErr w:type="gramStart"/>
+      <w:r>
+        <w:t xml:space="preserve">- </w:t>
+      </w:r>
+      <w:r>
+        <w:t xml:space="preserve"> At</w:t>
+      </w:r>
+      <w:proofErr w:type="gramEnd"/>
+      <w:r>
+        <w:t xml:space="preserve"> least to 2034</w:t>
       </w:r>
       <w:r>
         <w:t xml:space="preserve"> to recover or maintain GSL levels</w:t>
@@ -4758,7 +5001,15 @@
         <w:spacing w:before="240" w:line="276" w:lineRule="auto"/>
       </w:pPr>
       <w:r>
-        <w:t>[P22 Was waiting for this negotiation for Bank to decied]</w:t>
+        <w:t xml:space="preserve">[P22 Was waiting for this negotiation for Bank to </w:t>
+      </w:r>
+      <w:proofErr w:type="spellStart"/>
+      <w:r>
+        <w:t>decied</w:t>
+      </w:r>
+      <w:proofErr w:type="spellEnd"/>
+      <w:r>
+        <w:t>]</w:t>
       </w:r>
     </w:p>
     <w:p>
@@ -4771,11 +5022,16 @@
       <w:r>
         <w:t xml:space="preserve">: </w:t>
       </w:r>
+      <w:proofErr w:type="gramStart"/>
       <w:r>
         <w:t>S</w:t>
       </w:r>
       <w:r>
-        <w:t>o the bank is willing to buy 20% of what I am offering [at this price]? Yeah, that’s fine</w:t>
+        <w:t>o</w:t>
+      </w:r>
+      <w:proofErr w:type="gramEnd"/>
+      <w:r>
+        <w:t xml:space="preserve"> the bank is willing to buy 20% of what I am offering [at this price]? Yeah, that’s fine</w:t>
       </w:r>
     </w:p>
     <w:p>
@@ -4791,7 +5047,23 @@
         <w:t xml:space="preserve">P21: </w:t>
       </w:r>
       <w:r>
-        <w:t>I changed my parameters, I dropped to 15%. The bank was only willing to buuy 20% of each of our offers. Because there are market forces here, because the bank bought from Cache Valley at $280 per acre-feet, I want the same price.</w:t>
+        <w:t xml:space="preserve">I changed my </w:t>
+      </w:r>
+      <w:proofErr w:type="gramStart"/>
+      <w:r>
+        <w:t>parameters,</w:t>
+      </w:r>
+      <w:proofErr w:type="gramEnd"/>
+      <w:r>
+        <w:t xml:space="preserve"> I dropped to 15%. The bank was only willing to </w:t>
+      </w:r>
+      <w:proofErr w:type="spellStart"/>
+      <w:r>
+        <w:t>buuy</w:t>
+      </w:r>
+      <w:proofErr w:type="spellEnd"/>
+      <w:r>
+        <w:t xml:space="preserve"> 20% of each of our offers. Because there are market forces here, because the bank bought from Cache Valley at $280 per acre-feet, I want the same price.</w:t>
       </w:r>
     </w:p>
     <w:p>
@@ -4838,7 +5110,15 @@
         <w:spacing w:before="240" w:line="276" w:lineRule="auto"/>
       </w:pPr>
       <w:r>
-        <w:t>I am considering the next year might be another dry year. So the Lake, if I can have some resources to send water to the GSL, I can help the Lake a little.</w:t>
+        <w:t xml:space="preserve">I am considering the next year might be another dry year. </w:t>
+      </w:r>
+      <w:proofErr w:type="gramStart"/>
+      <w:r>
+        <w:t>So</w:t>
+      </w:r>
+      <w:proofErr w:type="gramEnd"/>
+      <w:r>
+        <w:t xml:space="preserve"> the Lake, if I can have some resources to send water to the GSL, I can help the Lake a little.</w:t>
       </w:r>
     </w:p>
     <w:p>
@@ -4888,8 +5168,13 @@
       <w:r>
         <w:t xml:space="preserve">Bank: </w:t>
       </w:r>
-      <w:r>
-        <w:t xml:space="preserve">So I can send it all. </w:t>
+      <w:proofErr w:type="gramStart"/>
+      <w:r>
+        <w:t>So</w:t>
+      </w:r>
+      <w:proofErr w:type="gramEnd"/>
+      <w:r>
+        <w:t xml:space="preserve"> I can send it all. </w:t>
       </w:r>
     </w:p>
     <w:p>
@@ -5071,7 +5356,15 @@
         <w:t>P21`</w:t>
       </w:r>
       <w:r>
-        <w:t xml:space="preserve">: One observation, even though we have all met each other now in this simulation, but I may have , each of us was making decisions independent of each other. I was not thinking I would model what I did </w:t>
+        <w:t xml:space="preserve">: One observation, even though we have all met each other now in this simulation, but I may </w:t>
+      </w:r>
+      <w:proofErr w:type="gramStart"/>
+      <w:r>
+        <w:t>have ,</w:t>
+      </w:r>
+      <w:proofErr w:type="gramEnd"/>
+      <w:r>
+        <w:t xml:space="preserve"> each of us was making decisions independent of each other. I was not thinking I would model what I did </w:t>
       </w:r>
       <w:r>
         <w:t>off</w:t>
@@ -5123,18 +5416,28 @@
       <w:r>
         <w:t>P20</w:t>
       </w:r>
+      <w:proofErr w:type="gramStart"/>
       <w:r>
         <w:t xml:space="preserve">: </w:t>
       </w:r>
       <w:r>
-        <w:t xml:space="preserve">: </w:t>
-      </w:r>
-      <w:r>
-        <w:t xml:space="preserve">I felt like I was making a </w:t>
+        <w:t>:</w:t>
+      </w:r>
+      <w:proofErr w:type="gramEnd"/>
+      <w:r>
+        <w:t xml:space="preserve"> </w:t>
+      </w:r>
+      <w:r>
+        <w:t xml:space="preserve">I felt like I was </w:t>
+      </w:r>
+      <w:proofErr w:type="gramStart"/>
+      <w:r>
+        <w:t xml:space="preserve">making a </w:t>
       </w:r>
       <w:r>
         <w:t>decision</w:t>
       </w:r>
+      <w:proofErr w:type="gramEnd"/>
       <w:r>
         <w:t xml:space="preserve"> in a vacuum. I didn’t think </w:t>
       </w:r>
@@ -5151,10 +5454,7 @@
         <w:t xml:space="preserve"> downstream of me and that is </w:t>
       </w:r>
       <w:r>
-        <w:t>disturbing</w:t>
-      </w:r>
-      <w:r>
-        <w:t>, when</w:t>
+        <w:t>disturbing, when</w:t>
       </w:r>
       <w:r>
         <w:t xml:space="preserve"> thinking about a basin perspective.</w:t>
@@ -5185,7 +5485,15 @@
         <w:t xml:space="preserve">e need a lot of money </w:t>
       </w:r>
       <w:r>
-        <w:t xml:space="preserve">and a lot water </w:t>
+        <w:t xml:space="preserve">and a </w:t>
+      </w:r>
+      <w:proofErr w:type="gramStart"/>
+      <w:r>
+        <w:t>lot</w:t>
+      </w:r>
+      <w:proofErr w:type="gramEnd"/>
+      <w:r>
+        <w:t xml:space="preserve"> water </w:t>
       </w:r>
       <w:r>
         <w:t>to make changes. I was chunking them together</w:t>
@@ -5247,7 +5555,21 @@
         <w:rPr>
           <w:rFonts w:ascii="Calibri" w:hAnsi="Calibri" w:cs="Calibri"/>
         </w:rPr>
-        <w:t xml:space="preserve">The bank has to have a mechanism to replenish the coffers. At some point it will run out of </w:t>
+        <w:t xml:space="preserve">The bank </w:t>
+      </w:r>
+      <w:proofErr w:type="gramStart"/>
+      <w:r>
+        <w:rPr>
+          <w:rFonts w:ascii="Calibri" w:hAnsi="Calibri" w:cs="Calibri"/>
+        </w:rPr>
+        <w:t>has to</w:t>
+      </w:r>
+      <w:proofErr w:type="gramEnd"/>
+      <w:r>
+        <w:rPr>
+          <w:rFonts w:ascii="Calibri" w:hAnsi="Calibri" w:cs="Calibri"/>
+        </w:rPr>
+        <w:t xml:space="preserve"> have a mechanism to replenish the coffers. At some point it will run out of </w:t>
       </w:r>
       <w:r>
         <w:rPr>
@@ -5299,157 +5621,63 @@
         <w:rPr>
           <w:rFonts w:ascii="Calibri" w:hAnsi="Calibri" w:cs="Calibri"/>
         </w:rPr>
-        <w:t>Despite the</w:t>
-      </w:r>
-      <w:r>
-        <w:rPr>
-          <w:rFonts w:ascii="Calibri" w:hAnsi="Calibri" w:cs="Calibri"/>
-        </w:rPr>
-        <w:t xml:space="preserve"> big capital of </w:t>
-      </w:r>
-      <w:r>
-        <w:rPr>
-          <w:rFonts w:ascii="Calibri" w:hAnsi="Calibri" w:cs="Calibri"/>
-        </w:rPr>
-        <w:t>$</w:t>
-      </w:r>
-      <w:r>
-        <w:rPr>
-          <w:rFonts w:ascii="Calibri" w:hAnsi="Calibri" w:cs="Calibri"/>
-        </w:rPr>
-        <w:t xml:space="preserve">50 </w:t>
-      </w:r>
-      <w:r>
-        <w:rPr>
-          <w:rFonts w:ascii="Calibri" w:hAnsi="Calibri" w:cs="Calibri"/>
-        </w:rPr>
-        <w:t>million,</w:t>
-      </w:r>
-      <w:r>
-        <w:rPr>
-          <w:rFonts w:ascii="Calibri" w:hAnsi="Calibri" w:cs="Calibri"/>
-        </w:rPr>
-        <w:t xml:space="preserve"> th</w:t>
-      </w:r>
-      <w:r>
-        <w:rPr>
-          <w:rFonts w:ascii="Calibri" w:hAnsi="Calibri" w:cs="Calibri"/>
-        </w:rPr>
-        <w:t>e</w:t>
-      </w:r>
-      <w:r>
-        <w:rPr>
-          <w:rFonts w:ascii="Calibri" w:hAnsi="Calibri" w:cs="Calibri"/>
-        </w:rPr>
-        <w:t xml:space="preserve"> lake elevation did not change an inch and that is worrisome </w:t>
-      </w:r>
-      <w:r>
-        <w:rPr>
-          <w:rFonts w:ascii="Calibri" w:hAnsi="Calibri" w:cs="Calibri"/>
-        </w:rPr>
-        <w:t>because,</w:t>
-      </w:r>
-      <w:r>
-        <w:rPr>
-          <w:rFonts w:ascii="Calibri" w:hAnsi="Calibri" w:cs="Calibri"/>
-        </w:rPr>
-        <w:t xml:space="preserve"> as a </w:t>
-      </w:r>
-      <w:r>
-        <w:rPr>
-          <w:rFonts w:ascii="Calibri" w:hAnsi="Calibri" w:cs="Calibri"/>
-        </w:rPr>
-        <w:t>bank,</w:t>
-      </w:r>
-      <w:r>
-        <w:rPr>
-          <w:rFonts w:ascii="Calibri" w:hAnsi="Calibri" w:cs="Calibri"/>
-        </w:rPr>
-        <w:t xml:space="preserve"> how can I demonstrate I am making an impact with less than 1 foot GSL raise</w:t>
-      </w:r>
-      <w:r>
-        <w:rPr>
-          <w:rFonts w:ascii="Calibri" w:hAnsi="Calibri" w:cs="Calibri"/>
-        </w:rPr>
-        <w:t>?</w:t>
-      </w:r>
-      <w:r>
-        <w:rPr>
-          <w:rFonts w:ascii="Calibri" w:hAnsi="Calibri" w:cs="Calibri"/>
-        </w:rPr>
-        <w:t xml:space="preserve"> The impact of the water bank on the GSL has to be in </w:t>
-      </w:r>
-      <w:r>
-        <w:rPr>
-          <w:rFonts w:ascii="Calibri" w:hAnsi="Calibri" w:cs="Calibri"/>
-        </w:rPr>
-        <w:t>consideration of</w:t>
-      </w:r>
+        <w:t xml:space="preserve">Despite the big capital of $50 million, the lake elevation did not change an inch and that is worrisome because, as a bank, how can I demonstrate I am making an impact with less than </w:t>
+      </w:r>
+      <w:proofErr w:type="gramStart"/>
+      <w:r>
+        <w:rPr>
+          <w:rFonts w:ascii="Calibri" w:hAnsi="Calibri" w:cs="Calibri"/>
+        </w:rPr>
+        <w:t>1 foot</w:t>
+      </w:r>
+      <w:proofErr w:type="gramEnd"/>
+      <w:r>
+        <w:rPr>
+          <w:rFonts w:ascii="Calibri" w:hAnsi="Calibri" w:cs="Calibri"/>
+        </w:rPr>
+        <w:t xml:space="preserve"> GSL raise? The impact of the water bank on </w:t>
+      </w:r>
+      <w:proofErr w:type="gramStart"/>
+      <w:r>
+        <w:rPr>
+          <w:rFonts w:ascii="Calibri" w:hAnsi="Calibri" w:cs="Calibri"/>
+        </w:rPr>
+        <w:t>the GSL</w:t>
+      </w:r>
+      <w:proofErr w:type="gramEnd"/>
       <w:r>
         <w:rPr>
           <w:rFonts w:ascii="Calibri" w:hAnsi="Calibri" w:cs="Calibri"/>
         </w:rPr>
         <w:t xml:space="preserve"> </w:t>
       </w:r>
-      <w:r>
-        <w:rPr>
-          <w:rFonts w:ascii="Calibri" w:hAnsi="Calibri" w:cs="Calibri"/>
-        </w:rPr>
-        <w:t>an</w:t>
-      </w:r>
-      <w:r>
-        <w:rPr>
-          <w:rFonts w:ascii="Calibri" w:hAnsi="Calibri" w:cs="Calibri"/>
-        </w:rPr>
-        <w:t xml:space="preserve"> alternative. </w:t>
-      </w:r>
-      <w:r>
-        <w:rPr>
-          <w:rFonts w:ascii="Calibri" w:hAnsi="Calibri" w:cs="Calibri"/>
-        </w:rPr>
-        <w:t>N</w:t>
-      </w:r>
-      <w:r>
-        <w:rPr>
-          <w:rFonts w:ascii="Calibri" w:hAnsi="Calibri" w:cs="Calibri"/>
-        </w:rPr>
-        <w:t>ot the whole lake but a smaller area</w:t>
-      </w:r>
-      <w:r>
-        <w:rPr>
-          <w:rFonts w:ascii="Calibri" w:hAnsi="Calibri" w:cs="Calibri"/>
-        </w:rPr>
-        <w:t>,</w:t>
-      </w:r>
+      <w:proofErr w:type="gramStart"/>
+      <w:r>
+        <w:rPr>
+          <w:rFonts w:ascii="Calibri" w:hAnsi="Calibri" w:cs="Calibri"/>
+        </w:rPr>
+        <w:t>has to</w:t>
+      </w:r>
+      <w:proofErr w:type="gramEnd"/>
       <w:r>
         <w:rPr>
           <w:rFonts w:ascii="Calibri" w:hAnsi="Calibri" w:cs="Calibri"/>
         </w:rPr>
         <w:t xml:space="preserve"> </w:t>
       </w:r>
-      <w:r>
-        <w:rPr>
-          <w:rFonts w:ascii="Calibri" w:hAnsi="Calibri" w:cs="Calibri"/>
-        </w:rPr>
-        <w:t>maybe</w:t>
-      </w:r>
-      <w:r>
-        <w:rPr>
-          <w:rFonts w:ascii="Calibri" w:hAnsi="Calibri" w:cs="Calibri"/>
-        </w:rPr>
-        <w:t xml:space="preserve"> the bird refuge to keep it operational but maybe not the north arm. </w:t>
-      </w:r>
-      <w:r>
-        <w:rPr>
-          <w:rFonts w:ascii="Calibri" w:hAnsi="Calibri" w:cs="Calibri"/>
-        </w:rPr>
-        <w:t>Those</w:t>
-      </w:r>
-      <w:r>
-        <w:rPr>
-          <w:rFonts w:ascii="Calibri" w:hAnsi="Calibri" w:cs="Calibri"/>
-        </w:rPr>
-        <w:t xml:space="preserve"> are the thoughts that come to me.</w:t>
+      <w:proofErr w:type="gramStart"/>
+      <w:r>
+        <w:rPr>
+          <w:rFonts w:ascii="Calibri" w:hAnsi="Calibri" w:cs="Calibri"/>
+        </w:rPr>
+        <w:t>be in consideration of</w:t>
+      </w:r>
+      <w:proofErr w:type="gramEnd"/>
+      <w:r>
+        <w:rPr>
+          <w:rFonts w:ascii="Calibri" w:hAnsi="Calibri" w:cs="Calibri"/>
+        </w:rPr>
+        <w:t xml:space="preserve"> an alternative. Not the whole lake but a smaller area, maybe the bird refuge to keep it operational but maybe not the north arm. Those are the thoughts that come to me.</w:t>
       </w:r>
     </w:p>
     <w:p>
@@ -5471,19 +5699,7 @@
         <w:rPr>
           <w:rFonts w:ascii="Calibri" w:hAnsi="Calibri" w:cs="Calibri"/>
         </w:rPr>
-        <w:t xml:space="preserve">, </w:t>
-      </w:r>
-      <w:r>
-        <w:rPr>
-          <w:rFonts w:ascii="Calibri" w:hAnsi="Calibri" w:cs="Calibri"/>
-        </w:rPr>
-        <w:t>I</w:t>
-      </w:r>
-      <w:r>
-        <w:rPr>
-          <w:rFonts w:ascii="Calibri" w:hAnsi="Calibri" w:cs="Calibri"/>
-        </w:rPr>
-        <w:t xml:space="preserve"> </w:t>
+        <w:t xml:space="preserve">, I </w:t>
       </w:r>
       <w:r>
         <w:rPr>
@@ -5495,31 +5711,7 @@
         <w:rPr>
           <w:rFonts w:ascii="Calibri" w:hAnsi="Calibri" w:cs="Calibri"/>
         </w:rPr>
-        <w:t xml:space="preserve">have to do a better job </w:t>
-      </w:r>
-      <w:r>
-        <w:rPr>
-          <w:rFonts w:ascii="Calibri" w:hAnsi="Calibri" w:cs="Calibri"/>
-        </w:rPr>
-        <w:t>assessing</w:t>
-      </w:r>
-      <w:r>
-        <w:rPr>
-          <w:rFonts w:ascii="Calibri" w:hAnsi="Calibri" w:cs="Calibri"/>
-        </w:rPr>
-        <w:t xml:space="preserve"> pricing for dry and wet years. The most impact it can </w:t>
-      </w:r>
-      <w:r>
-        <w:rPr>
-          <w:rFonts w:ascii="Calibri" w:hAnsi="Calibri" w:cs="Calibri"/>
-        </w:rPr>
-        <w:t>have</w:t>
-      </w:r>
-      <w:r>
-        <w:rPr>
-          <w:rFonts w:ascii="Calibri" w:hAnsi="Calibri" w:cs="Calibri"/>
-        </w:rPr>
-        <w:t xml:space="preserve"> is in wet years</w:t>
+        <w:t>have to do a better job assessing pricing for dry and wet years. The most impact it can have is in wet years</w:t>
       </w:r>
       <w:r>
         <w:rPr>
@@ -5531,19 +5723,7 @@
         <w:rPr>
           <w:rFonts w:ascii="Calibri" w:hAnsi="Calibri" w:cs="Calibri"/>
         </w:rPr>
-        <w:t xml:space="preserve">. Prices might be lower. </w:t>
-      </w:r>
-      <w:r>
-        <w:rPr>
-          <w:rFonts w:ascii="Calibri" w:hAnsi="Calibri" w:cs="Calibri"/>
-        </w:rPr>
-        <w:t>That's</w:t>
-      </w:r>
-      <w:r>
-        <w:rPr>
-          <w:rFonts w:ascii="Calibri" w:hAnsi="Calibri" w:cs="Calibri"/>
-        </w:rPr>
-        <w:t xml:space="preserve"> when the bank can</w:t>
+        <w:t>. Prices might be lower. That's when the bank can</w:t>
       </w:r>
       <w:r>
         <w:rPr>
@@ -5555,31 +5735,7 @@
         <w:rPr>
           <w:rFonts w:ascii="Calibri" w:hAnsi="Calibri" w:cs="Calibri"/>
         </w:rPr>
-        <w:t xml:space="preserve"> money and buy a lot of </w:t>
-      </w:r>
-      <w:r>
-        <w:rPr>
-          <w:rFonts w:ascii="Calibri" w:hAnsi="Calibri" w:cs="Calibri"/>
-        </w:rPr>
-        <w:t>water,</w:t>
-      </w:r>
-      <w:r>
-        <w:rPr>
-          <w:rFonts w:ascii="Calibri" w:hAnsi="Calibri" w:cs="Calibri"/>
-        </w:rPr>
-        <w:t xml:space="preserve"> </w:t>
-      </w:r>
-      <w:r>
-        <w:rPr>
-          <w:rFonts w:ascii="Calibri" w:hAnsi="Calibri" w:cs="Calibri"/>
-        </w:rPr>
-        <w:t>maybe</w:t>
-      </w:r>
-      <w:r>
-        <w:rPr>
-          <w:rFonts w:ascii="Calibri" w:hAnsi="Calibri" w:cs="Calibri"/>
-        </w:rPr>
-        <w:t xml:space="preserve"> inflate the price</w:t>
+        <w:t xml:space="preserve"> money and buy a lot of water, maybe inflate the price</w:t>
       </w:r>
       <w:r>
         <w:rPr>
@@ -5587,11 +5743,19 @@
         </w:rPr>
         <w:t xml:space="preserve">, to send more water to </w:t>
       </w:r>
-      <w:r>
-        <w:rPr>
-          <w:rFonts w:ascii="Calibri" w:hAnsi="Calibri" w:cs="Calibri"/>
-        </w:rPr>
-        <w:t>the GSL.</w:t>
+      <w:proofErr w:type="gramStart"/>
+      <w:r>
+        <w:rPr>
+          <w:rFonts w:ascii="Calibri" w:hAnsi="Calibri" w:cs="Calibri"/>
+        </w:rPr>
+        <w:t>the GSL</w:t>
+      </w:r>
+      <w:proofErr w:type="gramEnd"/>
+      <w:r>
+        <w:rPr>
+          <w:rFonts w:ascii="Calibri" w:hAnsi="Calibri" w:cs="Calibri"/>
+        </w:rPr>
+        <w:t>.</w:t>
       </w:r>
     </w:p>
     <w:p>
@@ -5697,7 +5861,21 @@
         <w:rPr>
           <w:rFonts w:ascii="Calibri" w:hAnsi="Calibri" w:cs="Calibri"/>
         </w:rPr>
-        <w:t xml:space="preserve"> may be unpopular. A few things, I think, thinking about all 3 states is really important, and I think from the side of the Bear River compact, and certain parts of ID can legally develop more water</w:t>
+        <w:t xml:space="preserve"> may be unpopular. A few things, I think, thinking about all 3 states is </w:t>
+      </w:r>
+      <w:proofErr w:type="gramStart"/>
+      <w:r>
+        <w:rPr>
+          <w:rFonts w:ascii="Calibri" w:hAnsi="Calibri" w:cs="Calibri"/>
+        </w:rPr>
+        <w:t>really important</w:t>
+      </w:r>
+      <w:proofErr w:type="gramEnd"/>
+      <w:r>
+        <w:rPr>
+          <w:rFonts w:ascii="Calibri" w:hAnsi="Calibri" w:cs="Calibri"/>
+        </w:rPr>
+        <w:t>, and I think from the side of the Bear River compact, and certain parts of ID can legally develop more water</w:t>
       </w:r>
       <w:r>
         <w:rPr>
@@ -5752,13 +5930,21 @@
         <w:rPr>
           <w:rFonts w:ascii="Calibri" w:hAnsi="Calibri" w:cs="Calibri"/>
         </w:rPr>
-        <w:t xml:space="preserve"> Tax payers are paying people not to farm. Other examples of this </w:t>
-      </w:r>
-      <w:r>
-        <w:rPr>
-          <w:rFonts w:ascii="Calibri" w:hAnsi="Calibri" w:cs="Calibri"/>
-        </w:rPr>
-        <w:t>happening</w:t>
+        <w:t xml:space="preserve"> </w:t>
+      </w:r>
+      <w:proofErr w:type="gramStart"/>
+      <w:r>
+        <w:rPr>
+          <w:rFonts w:ascii="Calibri" w:hAnsi="Calibri" w:cs="Calibri"/>
+        </w:rPr>
+        <w:t>Tax payers</w:t>
+      </w:r>
+      <w:proofErr w:type="gramEnd"/>
+      <w:r>
+        <w:rPr>
+          <w:rFonts w:ascii="Calibri" w:hAnsi="Calibri" w:cs="Calibri"/>
+        </w:rPr>
+        <w:t xml:space="preserve"> are paying people not to farm. Other examples of this happening</w:t>
       </w:r>
       <w:r>
         <w:rPr>
@@ -5830,7 +6016,21 @@
         <w:rPr>
           <w:rFonts w:ascii="Calibri" w:hAnsi="Calibri" w:cs="Calibri"/>
         </w:rPr>
-        <w:t xml:space="preserve"> the rate </w:t>
+        <w:t xml:space="preserve"> the </w:t>
+      </w:r>
+      <w:proofErr w:type="gramStart"/>
+      <w:r>
+        <w:rPr>
+          <w:rFonts w:ascii="Calibri" w:hAnsi="Calibri" w:cs="Calibri"/>
+        </w:rPr>
+        <w:t>rate</w:t>
+      </w:r>
+      <w:proofErr w:type="gramEnd"/>
+      <w:r>
+        <w:rPr>
+          <w:rFonts w:ascii="Calibri" w:hAnsi="Calibri" w:cs="Calibri"/>
+        </w:rPr>
+        <w:t xml:space="preserve"> </w:t>
       </w:r>
       <w:r>
         <w:rPr>
@@ -5866,56 +6066,40 @@
         <w:rPr>
           <w:rFonts w:ascii="Calibri" w:hAnsi="Calibri" w:cs="Calibri"/>
         </w:rPr>
-        <w:t xml:space="preserve"> I </w:t>
-      </w:r>
-      <w:r>
-        <w:rPr>
-          <w:rFonts w:ascii="Calibri" w:hAnsi="Calibri" w:cs="Calibri"/>
-        </w:rPr>
-        <w:t>always</w:t>
-      </w:r>
-      <w:r>
-        <w:rPr>
-          <w:rFonts w:ascii="Calibri" w:hAnsi="Calibri" w:cs="Calibri"/>
-        </w:rPr>
-        <w:t xml:space="preserve"> thought that facing legal hurdles and </w:t>
+        <w:t xml:space="preserve"> I always thought that facing legal hurdles and </w:t>
       </w:r>
       <w:r>
         <w:rPr>
           <w:rFonts w:ascii="Calibri" w:hAnsi="Calibri" w:cs="Calibri"/>
         </w:rPr>
         <w:lastRenderedPageBreak/>
-        <w:t>Changing water law and duties has opportunities to pres</w:t>
-      </w:r>
-      <w:r>
-        <w:rPr>
-          <w:rFonts w:ascii="Calibri" w:hAnsi="Calibri" w:cs="Calibri"/>
-        </w:rPr>
-        <w:t>er</w:t>
-      </w:r>
-      <w:r>
-        <w:rPr>
-          <w:rFonts w:ascii="Calibri" w:hAnsi="Calibri" w:cs="Calibri"/>
-        </w:rPr>
-        <w:t>ve ag</w:t>
-      </w:r>
-      <w:r>
-        <w:rPr>
-          <w:rFonts w:ascii="Calibri" w:hAnsi="Calibri" w:cs="Calibri"/>
-        </w:rPr>
-        <w:t>[save more water]</w:t>
-      </w:r>
-      <w:r>
-        <w:rPr>
-          <w:rFonts w:ascii="Calibri" w:hAnsi="Calibri" w:cs="Calibri"/>
-        </w:rPr>
-        <w:t xml:space="preserve"> than strategies like thi</w:t>
-      </w:r>
-      <w:r>
-        <w:rPr>
-          <w:rFonts w:ascii="Calibri" w:hAnsi="Calibri" w:cs="Calibri"/>
-        </w:rPr>
-        <w:t>s.</w:t>
+        <w:t xml:space="preserve">Changing water law and duties has opportunities to preserve </w:t>
+      </w:r>
+      <w:proofErr w:type="gramStart"/>
+      <w:r>
+        <w:rPr>
+          <w:rFonts w:ascii="Calibri" w:hAnsi="Calibri" w:cs="Calibri"/>
+        </w:rPr>
+        <w:t>ag</w:t>
+      </w:r>
+      <w:r>
+        <w:rPr>
+          <w:rFonts w:ascii="Calibri" w:hAnsi="Calibri" w:cs="Calibri"/>
+        </w:rPr>
+        <w:t>[</w:t>
+      </w:r>
+      <w:proofErr w:type="gramEnd"/>
+      <w:r>
+        <w:rPr>
+          <w:rFonts w:ascii="Calibri" w:hAnsi="Calibri" w:cs="Calibri"/>
+        </w:rPr>
+        <w:t>save more water]</w:t>
+      </w:r>
+      <w:r>
+        <w:rPr>
+          <w:rFonts w:ascii="Calibri" w:hAnsi="Calibri" w:cs="Calibri"/>
+        </w:rPr>
+        <w:t xml:space="preserve"> than strategies like this.</w:t>
       </w:r>
     </w:p>
     <w:p>
@@ -5934,13 +6118,7 @@
         <w:rPr>
           <w:rFonts w:ascii="Calibri" w:hAnsi="Calibri" w:cs="Calibri"/>
         </w:rPr>
-        <w:t xml:space="preserve">P21: </w:t>
-      </w:r>
-      <w:r>
-        <w:rPr>
-          <w:rFonts w:ascii="Calibri" w:hAnsi="Calibri" w:cs="Calibri"/>
-        </w:rPr>
-        <w:t xml:space="preserve">I </w:t>
+        <w:t xml:space="preserve">P21: I </w:t>
       </w:r>
       <w:r>
         <w:rPr>
@@ -5952,7 +6130,37 @@
         <w:rPr>
           <w:rFonts w:ascii="Calibri" w:hAnsi="Calibri" w:cs="Calibri"/>
         </w:rPr>
-        <w:t xml:space="preserve">. In tri-state bank, bo matter where they </w:t>
+        <w:t xml:space="preserve">. In tri-state bank, </w:t>
+      </w:r>
+      <w:proofErr w:type="spellStart"/>
+      <w:proofErr w:type="gramStart"/>
+      <w:r>
+        <w:rPr>
+          <w:rFonts w:ascii="Calibri" w:hAnsi="Calibri" w:cs="Calibri"/>
+        </w:rPr>
+        <w:t>bo</w:t>
+      </w:r>
+      <w:proofErr w:type="spellEnd"/>
+      <w:proofErr w:type="gramEnd"/>
+      <w:r>
+        <w:rPr>
+          <w:rFonts w:ascii="Calibri" w:hAnsi="Calibri" w:cs="Calibri"/>
+        </w:rPr>
+        <w:t xml:space="preserve"> matter where </w:t>
+      </w:r>
+      <w:proofErr w:type="gramStart"/>
+      <w:r>
+        <w:rPr>
+          <w:rFonts w:ascii="Calibri" w:hAnsi="Calibri" w:cs="Calibri"/>
+        </w:rPr>
+        <w:t>they</w:t>
+      </w:r>
+      <w:proofErr w:type="gramEnd"/>
+      <w:r>
+        <w:rPr>
+          <w:rFonts w:ascii="Calibri" w:hAnsi="Calibri" w:cs="Calibri"/>
+        </w:rPr>
+        <w:t xml:space="preserve"> </w:t>
       </w:r>
       <w:r>
         <w:rPr>
@@ -6024,19 +6232,21 @@
         <w:rPr>
           <w:rFonts w:ascii="Calibri" w:hAnsi="Calibri" w:cs="Calibri"/>
         </w:rPr>
-        <w:t xml:space="preserve">. </w:t>
-      </w:r>
-      <w:r>
-        <w:rPr>
-          <w:rFonts w:ascii="Calibri" w:hAnsi="Calibri" w:cs="Calibri"/>
-        </w:rPr>
-        <w:t xml:space="preserve">The reason we don’t do </w:t>
-      </w:r>
-      <w:r>
-        <w:rPr>
-          <w:rFonts w:ascii="Calibri" w:hAnsi="Calibri" w:cs="Calibri"/>
-        </w:rPr>
-        <w:t>it it’s incredibly complicated legally</w:t>
+        <w:t xml:space="preserve">. The reason we don’t do it </w:t>
+      </w:r>
+      <w:proofErr w:type="gramStart"/>
+      <w:r>
+        <w:rPr>
+          <w:rFonts w:ascii="Calibri" w:hAnsi="Calibri" w:cs="Calibri"/>
+        </w:rPr>
+        <w:t>it’s</w:t>
+      </w:r>
+      <w:proofErr w:type="gramEnd"/>
+      <w:r>
+        <w:rPr>
+          <w:rFonts w:ascii="Calibri" w:hAnsi="Calibri" w:cs="Calibri"/>
+        </w:rPr>
+        <w:t xml:space="preserve"> incredibly complicated legally</w:t>
       </w:r>
       <w:r>
         <w:rPr>
@@ -6054,7 +6264,21 @@
         <w:rPr>
           <w:rFonts w:ascii="Calibri" w:hAnsi="Calibri" w:cs="Calibri"/>
         </w:rPr>
-        <w:t xml:space="preserve">it has to get approval of state engineer in </w:t>
+        <w:t xml:space="preserve">it </w:t>
+      </w:r>
+      <w:proofErr w:type="gramStart"/>
+      <w:r>
+        <w:rPr>
+          <w:rFonts w:ascii="Calibri" w:hAnsi="Calibri" w:cs="Calibri"/>
+        </w:rPr>
+        <w:t>has to</w:t>
+      </w:r>
+      <w:proofErr w:type="gramEnd"/>
+      <w:r>
+        <w:rPr>
+          <w:rFonts w:ascii="Calibri" w:hAnsi="Calibri" w:cs="Calibri"/>
+        </w:rPr>
+        <w:t xml:space="preserve"> get approval of state engineer in </w:t>
       </w:r>
       <w:r>
         <w:rPr>
@@ -6090,7 +6314,35 @@
         <w:rPr>
           <w:rFonts w:ascii="Calibri" w:hAnsi="Calibri" w:cs="Calibri"/>
         </w:rPr>
-        <w:t>We don’t go to Grace. If we lease water in Soda Springs, it more difficult to get the water to GSL. Even if we can get the water, How do we get the state engineers office in ID</w:t>
+        <w:t xml:space="preserve">We don’t go to Grace. If we lease water in Soda Springs, it </w:t>
+      </w:r>
+      <w:proofErr w:type="gramStart"/>
+      <w:r>
+        <w:rPr>
+          <w:rFonts w:ascii="Calibri" w:hAnsi="Calibri" w:cs="Calibri"/>
+        </w:rPr>
+        <w:t>more</w:t>
+      </w:r>
+      <w:proofErr w:type="gramEnd"/>
+      <w:r>
+        <w:rPr>
+          <w:rFonts w:ascii="Calibri" w:hAnsi="Calibri" w:cs="Calibri"/>
+        </w:rPr>
+        <w:t xml:space="preserve"> difficult to get the water to GSL. Even if we can get the water, </w:t>
+      </w:r>
+      <w:proofErr w:type="gramStart"/>
+      <w:r>
+        <w:rPr>
+          <w:rFonts w:ascii="Calibri" w:hAnsi="Calibri" w:cs="Calibri"/>
+        </w:rPr>
+        <w:t>How</w:t>
+      </w:r>
+      <w:proofErr w:type="gramEnd"/>
+      <w:r>
+        <w:rPr>
+          <w:rFonts w:ascii="Calibri" w:hAnsi="Calibri" w:cs="Calibri"/>
+        </w:rPr>
+        <w:t xml:space="preserve"> do we get the state engineers office in ID</w:t>
       </w:r>
       <w:r>
         <w:rPr>
@@ -6121,7 +6373,21 @@
         <w:rPr>
           <w:rFonts w:ascii="Calibri" w:hAnsi="Calibri" w:cs="Calibri"/>
         </w:rPr>
-        <w:t xml:space="preserve">Even if money and bank exists is because there is pathway </w:t>
+        <w:t xml:space="preserve">Even if money and bank </w:t>
+      </w:r>
+      <w:proofErr w:type="gramStart"/>
+      <w:r>
+        <w:rPr>
+          <w:rFonts w:ascii="Calibri" w:hAnsi="Calibri" w:cs="Calibri"/>
+        </w:rPr>
+        <w:t>exists</w:t>
+      </w:r>
+      <w:proofErr w:type="gramEnd"/>
+      <w:r>
+        <w:rPr>
+          <w:rFonts w:ascii="Calibri" w:hAnsi="Calibri" w:cs="Calibri"/>
+        </w:rPr>
+        <w:t xml:space="preserve"> is because there is pathway </w:t>
       </w:r>
       <w:r>
         <w:rPr>
@@ -6460,7 +6726,21 @@
         <w:rPr>
           <w:rFonts w:ascii="Calibri" w:hAnsi="Calibri" w:cs="Calibri"/>
         </w:rPr>
-        <w:t>I am all about all the tools in the tool box. T</w:t>
+        <w:t xml:space="preserve">I am all about all the tools in the </w:t>
+      </w:r>
+      <w:proofErr w:type="gramStart"/>
+      <w:r>
+        <w:rPr>
+          <w:rFonts w:ascii="Calibri" w:hAnsi="Calibri" w:cs="Calibri"/>
+        </w:rPr>
+        <w:t>tool box</w:t>
+      </w:r>
+      <w:proofErr w:type="gramEnd"/>
+      <w:r>
+        <w:rPr>
+          <w:rFonts w:ascii="Calibri" w:hAnsi="Calibri" w:cs="Calibri"/>
+        </w:rPr>
+        <w:t>. T</w:t>
       </w:r>
       <w:r>
         <w:rPr>
@@ -6484,19 +6764,7 @@
         <w:rPr>
           <w:rFonts w:ascii="Calibri" w:hAnsi="Calibri" w:cs="Calibri"/>
         </w:rPr>
-        <w:t xml:space="preserve"> </w:t>
-      </w:r>
-      <w:r>
-        <w:rPr>
-          <w:rFonts w:ascii="Calibri" w:hAnsi="Calibri" w:cs="Calibri"/>
-        </w:rPr>
-        <w:t>these</w:t>
-      </w:r>
-      <w:r>
-        <w:rPr>
-          <w:rFonts w:ascii="Calibri" w:hAnsi="Calibri" w:cs="Calibri"/>
-        </w:rPr>
-        <w:t xml:space="preserve"> reasons if it was </w:t>
+        <w:t xml:space="preserve"> these reasons if it was </w:t>
       </w:r>
       <w:r>
         <w:rPr>
@@ -6520,7 +6788,21 @@
         <w:rPr>
           <w:rFonts w:ascii="Calibri" w:hAnsi="Calibri" w:cs="Calibri"/>
         </w:rPr>
-        <w:t xml:space="preserve"> need a ton of different strategies to make this work</w:t>
+        <w:t xml:space="preserve"> need a ton of different strategies to </w:t>
+      </w:r>
+      <w:proofErr w:type="gramStart"/>
+      <w:r>
+        <w:rPr>
+          <w:rFonts w:ascii="Calibri" w:hAnsi="Calibri" w:cs="Calibri"/>
+        </w:rPr>
+        <w:t>make</w:t>
+      </w:r>
+      <w:proofErr w:type="gramEnd"/>
+      <w:r>
+        <w:rPr>
+          <w:rFonts w:ascii="Calibri" w:hAnsi="Calibri" w:cs="Calibri"/>
+        </w:rPr>
+        <w:t xml:space="preserve"> this work</w:t>
       </w:r>
       <w:r>
         <w:t xml:space="preserve"> </w:t>
@@ -6657,7 +6939,35 @@
         <w:rPr>
           <w:rFonts w:ascii="Calibri" w:hAnsi="Calibri" w:cs="Calibri"/>
         </w:rPr>
-        <w:t>ater trading across any area, producers interact, I believe there are producers that are leasing water to GSL. My sources are fuzzy right now. Water Banking leads to a systematic way captures a market trading, aquire water to be sent to GSL, it’s a good idea. The metrics, indicators on which the bank will be evaluated, if it’s for the entire lake we increased decimal, but maybe for a smaller area, maybe that would be OK.</w:t>
+        <w:t xml:space="preserve">ater trading across any area, producers interact, I believe there are producers that are leasing water to GSL. My sources are fuzzy right now. Water Banking leads to a systematic way captures </w:t>
+      </w:r>
+      <w:proofErr w:type="gramStart"/>
+      <w:r>
+        <w:rPr>
+          <w:rFonts w:ascii="Calibri" w:hAnsi="Calibri" w:cs="Calibri"/>
+        </w:rPr>
+        <w:t>a market</w:t>
+      </w:r>
+      <w:proofErr w:type="gramEnd"/>
+      <w:r>
+        <w:rPr>
+          <w:rFonts w:ascii="Calibri" w:hAnsi="Calibri" w:cs="Calibri"/>
+        </w:rPr>
+        <w:t xml:space="preserve"> trading, </w:t>
+      </w:r>
+      <w:proofErr w:type="spellStart"/>
+      <w:r>
+        <w:rPr>
+          <w:rFonts w:ascii="Calibri" w:hAnsi="Calibri" w:cs="Calibri"/>
+        </w:rPr>
+        <w:t>aquire</w:t>
+      </w:r>
+      <w:proofErr w:type="spellEnd"/>
+      <w:r>
+        <w:rPr>
+          <w:rFonts w:ascii="Calibri" w:hAnsi="Calibri" w:cs="Calibri"/>
+        </w:rPr>
+        <w:t xml:space="preserve"> water to be sent to GSL, it’s a good idea. The metrics, indicators on which the bank will be evaluated, if it’s for the entire lake we increased decimal, but maybe for a smaller area, maybe that would be OK.</w:t>
       </w:r>
     </w:p>
     <w:p>
@@ -6705,7 +7015,31 @@
         <w:t xml:space="preserve">E5: </w:t>
       </w:r>
       <w:r>
-        <w:t>Legally – I guess the state. Socially I think everybody has an interest in a good condition, or at least not in a critical condition. We see that when talking with producers, they keep GSL in their mind, but they need to balance to keep a profit for their m</w:t>
+        <w:t xml:space="preserve">Legally – I guess the state. Socially I think everybody has an interest in </w:t>
+      </w:r>
+      <w:proofErr w:type="gramStart"/>
+      <w:r>
+        <w:t>a good</w:t>
+      </w:r>
+      <w:proofErr w:type="gramEnd"/>
+      <w:r>
+        <w:t xml:space="preserve"> condition, or at least not in </w:t>
+      </w:r>
+      <w:proofErr w:type="gramStart"/>
+      <w:r>
+        <w:t>a critical</w:t>
+      </w:r>
+      <w:proofErr w:type="gramEnd"/>
+      <w:r>
+        <w:t xml:space="preserve"> condition. We see that when talking with producers, they keep GSL in </w:t>
+      </w:r>
+      <w:proofErr w:type="gramStart"/>
+      <w:r>
+        <w:t>their mind</w:t>
+      </w:r>
+      <w:proofErr w:type="gramEnd"/>
+      <w:r>
+        <w:t>, but they need to balance to keep a profit for their m</w:t>
       </w:r>
     </w:p>
     <w:p>
@@ -6747,7 +7081,17 @@
         <w:t>it's</w:t>
       </w:r>
       <w:r>
-        <w:t xml:space="preserve"> the state’s responsibility. But we look at water rights, its entities, its the </w:t>
+        <w:t xml:space="preserve"> the state’s responsibility. But we look at water rights, its entities, </w:t>
+      </w:r>
+      <w:proofErr w:type="spellStart"/>
+      <w:proofErr w:type="gramStart"/>
+      <w:r>
+        <w:t>its</w:t>
+      </w:r>
+      <w:proofErr w:type="spellEnd"/>
+      <w:proofErr w:type="gramEnd"/>
+      <w:r>
+        <w:t xml:space="preserve"> the </w:t>
       </w:r>
       <w:r>
         <w:t>states’ prerogative</w:t>
@@ -6765,13 +7109,18 @@
         <w:t>it</w:t>
       </w:r>
       <w:r>
-        <w:t xml:space="preserve"> is the water rights holder. We need to work with them.</w:t>
-      </w:r>
-      <w:r>
-        <w:t xml:space="preserve"> </w:t>
-      </w:r>
-      <w:r>
-        <w:t xml:space="preserve">. It is their </w:t>
+        <w:t xml:space="preserve"> is the water rights holder. We need to work with them</w:t>
+      </w:r>
+      <w:proofErr w:type="gramStart"/>
+      <w:r>
+        <w:t>.</w:t>
+      </w:r>
+      <w:r>
+        <w:t xml:space="preserve"> .</w:t>
+      </w:r>
+      <w:proofErr w:type="gramEnd"/>
+      <w:r>
+        <w:t xml:space="preserve"> It is their </w:t>
       </w:r>
       <w:r>
         <w:lastRenderedPageBreak/>
@@ -6799,7 +7148,15 @@
         <w:t>but</w:t>
       </w:r>
       <w:r>
-        <w:t xml:space="preserve"> as public interest. You can look at that different ways. GSL is a public interest </w:t>
+        <w:t xml:space="preserve"> as public interest. You can look at </w:t>
+      </w:r>
+      <w:proofErr w:type="gramStart"/>
+      <w:r>
+        <w:t>that different ways</w:t>
+      </w:r>
+      <w:proofErr w:type="gramEnd"/>
+      <w:r>
+        <w:t xml:space="preserve">. GSL is a public interest </w:t>
       </w:r>
       <w:r>
         <w:t>as well</w:t>
@@ -6840,7 +7197,23 @@
           <w:b/>
           <w:bCs/>
         </w:rPr>
-        <w:t>Who benefits and loses in the scenario of Bear River water banking with the purpose to get more water to GSL? </w:t>
+        <w:t xml:space="preserve">Who benefits and loses in the scenario of Bear River water banking with the purpose </w:t>
+      </w:r>
+      <w:proofErr w:type="gramStart"/>
+      <w:r>
+        <w:rPr>
+          <w:b/>
+          <w:bCs/>
+        </w:rPr>
+        <w:t>to get</w:t>
+      </w:r>
+      <w:proofErr w:type="gramEnd"/>
+      <w:r>
+        <w:rPr>
+          <w:b/>
+          <w:bCs/>
+        </w:rPr>
+        <w:t xml:space="preserve"> more water to GSL? </w:t>
       </w:r>
     </w:p>
     <w:p>
@@ -6861,7 +7234,23 @@
         <w:t xml:space="preserve"> </w:t>
       </w:r>
       <w:r>
-        <w:t>Over time, what we would like to see over time, that producer has a positive experience, so that the neighbor sees that, and in the long term if that experience is positive, the GSL will benefit. The state law has a rule producer can only lease in 2 of 5 year to prevent speculation.</w:t>
+        <w:t xml:space="preserve">Over time, what we would like to see over time, that producer has a positive experience, so that the neighbor sees that, and in the long term if that experience is positive, the GSL will benefit. The state law has a rule </w:t>
+      </w:r>
+      <w:proofErr w:type="gramStart"/>
+      <w:r>
+        <w:t>producer</w:t>
+      </w:r>
+      <w:proofErr w:type="gramEnd"/>
+      <w:r>
+        <w:t xml:space="preserve"> can only lease in 2 of 5 </w:t>
+      </w:r>
+      <w:proofErr w:type="gramStart"/>
+      <w:r>
+        <w:t>year</w:t>
+      </w:r>
+      <w:proofErr w:type="gramEnd"/>
+      <w:r>
+        <w:t xml:space="preserve"> to prevent speculation.</w:t>
       </w:r>
     </w:p>
     <w:p>
@@ -6872,8 +7261,28 @@
           <w:numId w:val="35"/>
         </w:numPr>
       </w:pPr>
-      <w:r>
-        <w:t xml:space="preserve">Everytime a producer says i will lease water to GSL to whatever entity another farmer will do it. Money is huge </w:t>
+      <w:proofErr w:type="spellStart"/>
+      <w:proofErr w:type="gramStart"/>
+      <w:r>
+        <w:t>Everytime</w:t>
+      </w:r>
+      <w:proofErr w:type="spellEnd"/>
+      <w:proofErr w:type="gramEnd"/>
+      <w:r>
+        <w:t xml:space="preserve"> a producer </w:t>
+      </w:r>
+      <w:proofErr w:type="gramStart"/>
+      <w:r>
+        <w:t xml:space="preserve">says </w:t>
+      </w:r>
+      <w:proofErr w:type="spellStart"/>
+      <w:r>
+        <w:t>i</w:t>
+      </w:r>
+      <w:proofErr w:type="spellEnd"/>
+      <w:proofErr w:type="gramEnd"/>
+      <w:r>
+        <w:t xml:space="preserve"> will lease water to GSL to whatever entity another farmer will do it. Money is huge </w:t>
       </w:r>
       <w:r>
         <w:t>incentive</w:t>
@@ -6891,35 +7300,42 @@
         <w:t>farmers</w:t>
       </w:r>
       <w:r>
+        <w:t xml:space="preserve"> don’t want to not farm</w:t>
+      </w:r>
+      <w:r>
+        <w:t>.</w:t>
+      </w:r>
+    </w:p>
+    <w:p>
+      <w:pPr>
+        <w:pStyle w:val="ListParagraph"/>
+        <w:numPr>
+          <w:ilvl w:val="0"/>
+          <w:numId w:val="35"/>
+        </w:numPr>
+      </w:pPr>
+      <w:r>
+        <w:t>P</w:t>
+      </w:r>
+      <w:proofErr w:type="gramStart"/>
+      <w:r>
+        <w:t>22:</w:t>
+      </w:r>
+      <w:r>
+        <w:t>I</w:t>
+      </w:r>
+      <w:proofErr w:type="gramEnd"/>
+      <w:r>
+        <w:t xml:space="preserve"> think the</w:t>
+      </w:r>
+      <w:r>
         <w:t xml:space="preserve"> </w:t>
       </w:r>
-      <w:r>
-        <w:t>don’t</w:t>
-      </w:r>
-      <w:r>
-        <w:t xml:space="preserve"> want to not farm</w:t>
-      </w:r>
-      <w:r>
-        <w:t>.</w:t>
-      </w:r>
-    </w:p>
-    <w:p>
-      <w:pPr>
-        <w:pStyle w:val="ListParagraph"/>
-        <w:numPr>
-          <w:ilvl w:val="0"/>
-          <w:numId w:val="35"/>
-        </w:numPr>
-      </w:pPr>
-      <w:r>
-        <w:t>P22:</w:t>
-      </w:r>
-      <w:r>
-        <w:t>I think the</w:t>
-      </w:r>
-      <w:r>
-        <w:t xml:space="preserve"> short term</w:t>
-      </w:r>
+      <w:proofErr w:type="gramStart"/>
+      <w:r>
+        <w:t>short term</w:t>
+      </w:r>
+      <w:proofErr w:type="gramEnd"/>
       <w:r>
         <w:t xml:space="preserve"> benefactor is the agriculture owner, I am worried that the people who lose most of it are farm </w:t>
       </w:r>
@@ -6933,7 +7349,15 @@
         <w:t>laborers</w:t>
       </w:r>
       <w:r>
-        <w:t xml:space="preserve"> who are not involved in that. I also see, I am worried about that hurting farmers in the long term overall, I hope </w:t>
+        <w:t xml:space="preserve"> who are not involved in that. I also see, I am worried about </w:t>
+      </w:r>
+      <w:proofErr w:type="gramStart"/>
+      <w:r>
+        <w:t>that hurting farmers</w:t>
+      </w:r>
+      <w:proofErr w:type="gramEnd"/>
+      <w:r>
+        <w:t xml:space="preserve"> in the long term overall, I hope </w:t>
       </w:r>
       <w:r>
         <w:t>P21</w:t>
@@ -7012,14 +7436,27 @@
           <w:numId w:val="28"/>
         </w:numPr>
       </w:pPr>
-      <w:r>
-        <w:t xml:space="preserve">Interesting the logistics to get in, the losers may be the </w:t>
+      <w:proofErr w:type="gramStart"/>
+      <w:r>
+        <w:t>Interesting</w:t>
+      </w:r>
+      <w:proofErr w:type="gramEnd"/>
+      <w:r>
+        <w:t xml:space="preserve"> the logistics to get in, the losers may be the </w:t>
       </w:r>
       <w:r>
         <w:t>laborers</w:t>
       </w:r>
       <w:r>
-        <w:t xml:space="preserve"> on the farm. Also </w:t>
+        <w:t xml:space="preserve"> on the farm. </w:t>
+      </w:r>
+      <w:proofErr w:type="gramStart"/>
+      <w:r>
+        <w:t>Also</w:t>
+      </w:r>
+      <w:proofErr w:type="gramEnd"/>
+      <w:r>
+        <w:t xml:space="preserve"> </w:t>
       </w:r>
       <w:r>
         <w:t>P21,</w:t>
@@ -11368,6 +11805,7 @@
   <w:style w:type="character" w:default="1" w:styleId="DefaultParagraphFont">
     <w:name w:val="Default Paragraph Font"/>
     <w:uiPriority w:val="1"/>
+    <w:semiHidden/>
     <w:unhideWhenUsed/>
   </w:style>
   <w:style w:type="table" w:default="1" w:styleId="TableNormal">

--- a/Sessions Data/Session9-Notes.docx
+++ b/Sessions Data/Session9-Notes.docx
@@ -5003,11 +5003,9 @@
       <w:r>
         <w:t xml:space="preserve">[P22 Was waiting for this negotiation for Bank to </w:t>
       </w:r>
-      <w:proofErr w:type="spellStart"/>
-      <w:r>
-        <w:t>decied</w:t>
-      </w:r>
-      <w:proofErr w:type="spellEnd"/>
+      <w:r>
+        <w:t>decide</w:t>
+      </w:r>
       <w:r>
         <w:t>]</w:t>
       </w:r>
@@ -5057,11 +5055,9 @@
       <w:r>
         <w:t xml:space="preserve"> I dropped to 15%. The bank was only willing to </w:t>
       </w:r>
-      <w:proofErr w:type="spellStart"/>
-      <w:r>
-        <w:t>buuy</w:t>
-      </w:r>
-      <w:proofErr w:type="spellEnd"/>
+      <w:r>
+        <w:t>buy</w:t>
+      </w:r>
       <w:r>
         <w:t xml:space="preserve"> 20% of each of our offers. Because there are market forces here, because the bank bought from Cache Valley at $280 per acre-feet, I want the same price.</w:t>
       </w:r>
@@ -5187,10 +5183,7 @@
         <w:spacing w:before="240" w:line="276" w:lineRule="auto"/>
       </w:pPr>
       <w:r>
-        <w:t>Laura:</w:t>
-      </w:r>
-      <w:r>
-        <w:t xml:space="preserve"> I hope t</w:t>
+        <w:t>I hope t</w:t>
       </w:r>
       <w:r>
         <w:t>his is not foreshadowing for next year.</w:t>
@@ -6939,30 +6932,14 @@
         <w:rPr>
           <w:rFonts w:ascii="Calibri" w:hAnsi="Calibri" w:cs="Calibri"/>
         </w:rPr>
-        <w:t xml:space="preserve">ater trading across any area, producers interact, I believe there are producers that are leasing water to GSL. My sources are fuzzy right now. Water Banking leads to a systematic way captures </w:t>
-      </w:r>
-      <w:proofErr w:type="gramStart"/>
-      <w:r>
-        <w:rPr>
-          <w:rFonts w:ascii="Calibri" w:hAnsi="Calibri" w:cs="Calibri"/>
-        </w:rPr>
-        <w:t>a market</w:t>
-      </w:r>
-      <w:proofErr w:type="gramEnd"/>
-      <w:r>
-        <w:rPr>
-          <w:rFonts w:ascii="Calibri" w:hAnsi="Calibri" w:cs="Calibri"/>
-        </w:rPr>
-        <w:t xml:space="preserve"> trading, </w:t>
-      </w:r>
-      <w:proofErr w:type="spellStart"/>
-      <w:r>
-        <w:rPr>
-          <w:rFonts w:ascii="Calibri" w:hAnsi="Calibri" w:cs="Calibri"/>
-        </w:rPr>
-        <w:t>aquire</w:t>
-      </w:r>
-      <w:proofErr w:type="spellEnd"/>
+        <w:t xml:space="preserve">ater trading across any area, producers interact, I believe there are producers that are leasing water to GSL. My sources are fuzzy right now. Water Banking leads to a systematic way captures a market trading, </w:t>
+      </w:r>
+      <w:r>
+        <w:rPr>
+          <w:rFonts w:ascii="Calibri" w:hAnsi="Calibri" w:cs="Calibri"/>
+        </w:rPr>
+        <w:t>acquire</w:t>
+      </w:r>
       <w:r>
         <w:rPr>
           <w:rFonts w:ascii="Calibri" w:hAnsi="Calibri" w:cs="Calibri"/>
@@ -7261,28 +7238,32 @@
           <w:numId w:val="35"/>
         </w:numPr>
       </w:pPr>
+      <w:r>
+        <w:t>Every time</w:t>
+      </w:r>
+      <w:r>
+        <w:t xml:space="preserve"> a producer </w:t>
+      </w:r>
+      <w:proofErr w:type="gramStart"/>
+      <w:r>
+        <w:t xml:space="preserve">says </w:t>
+      </w:r>
       <w:proofErr w:type="spellStart"/>
-      <w:proofErr w:type="gramStart"/>
-      <w:r>
-        <w:t>Everytime</w:t>
+      <w:r>
+        <w:t>i</w:t>
       </w:r>
       <w:proofErr w:type="spellEnd"/>
       <w:proofErr w:type="gramEnd"/>
       <w:r>
-        <w:t xml:space="preserve"> a producer </w:t>
-      </w:r>
-      <w:proofErr w:type="gramStart"/>
-      <w:r>
-        <w:t xml:space="preserve">says </w:t>
-      </w:r>
-      <w:proofErr w:type="spellStart"/>
-      <w:r>
-        <w:t>i</w:t>
-      </w:r>
-      <w:proofErr w:type="spellEnd"/>
-      <w:proofErr w:type="gramEnd"/>
-      <w:r>
-        <w:t xml:space="preserve"> will lease water to GSL to whatever entity another farmer will do it. Money is huge </w:t>
+        <w:t xml:space="preserve"> will lease water to GSL to whatever entity another farmer </w:t>
+      </w:r>
+      <w:proofErr w:type="gramStart"/>
+      <w:r>
+        <w:t>will do</w:t>
+      </w:r>
+      <w:proofErr w:type="gramEnd"/>
+      <w:r>
+        <w:t xml:space="preserve"> it. Money is huge </w:t>
       </w:r>
       <w:r>
         <w:t>incentive</w:t>
